--- a/docs/Guide_API_NextJS_OBC_Retraits_Documents.docx
+++ b/docs/Guide_API_NextJS_OBC_Retraits_Documents.docx
@@ -442,7 +442,7 @@
           </w:tcPr>
           <w:p>
             <w:pPr>
-              <w:pStyle w:val="TableHeading"/>
+              <w:pStyle w:val="Titredetableau"/>
               <w:bidi w:val="0"/>
               <w:jc w:val="start"/>
               <w:rPr/>
@@ -465,7 +465,7 @@
           </w:tcPr>
           <w:p>
             <w:pPr>
-              <w:pStyle w:val="TableHeading"/>
+              <w:pStyle w:val="Titredetableau"/>
               <w:bidi w:val="0"/>
               <w:jc w:val="start"/>
               <w:rPr/>
@@ -489,7 +489,7 @@
           </w:tcPr>
           <w:p>
             <w:pPr>
-              <w:pStyle w:val="TableContents"/>
+              <w:pStyle w:val="Contenudetableau"/>
               <w:bidi w:val="0"/>
               <w:jc w:val="start"/>
               <w:rPr/>
@@ -513,7 +513,7 @@
           </w:tcPr>
           <w:p>
             <w:pPr>
-              <w:pStyle w:val="TableContents"/>
+              <w:pStyle w:val="Contenudetableau"/>
               <w:bidi w:val="0"/>
               <w:jc w:val="start"/>
               <w:rPr/>
@@ -547,7 +547,7 @@
           </w:tcPr>
           <w:p>
             <w:pPr>
-              <w:pStyle w:val="TableContents"/>
+              <w:pStyle w:val="Contenudetableau"/>
               <w:bidi w:val="0"/>
               <w:jc w:val="start"/>
               <w:rPr/>
@@ -571,7 +571,7 @@
           </w:tcPr>
           <w:p>
             <w:pPr>
-              <w:pStyle w:val="TableContents"/>
+              <w:pStyle w:val="Contenudetableau"/>
               <w:bidi w:val="0"/>
               <w:jc w:val="start"/>
               <w:rPr/>
@@ -605,7 +605,7 @@
           </w:tcPr>
           <w:p>
             <w:pPr>
-              <w:pStyle w:val="TableContents"/>
+              <w:pStyle w:val="Contenudetableau"/>
               <w:bidi w:val="0"/>
               <w:jc w:val="start"/>
               <w:rPr/>
@@ -627,7 +627,7 @@
           </w:tcPr>
           <w:p>
             <w:pPr>
-              <w:pStyle w:val="TableContents"/>
+              <w:pStyle w:val="Contenudetableau"/>
               <w:bidi w:val="0"/>
               <w:jc w:val="start"/>
               <w:rPr/>
@@ -716,7 +716,7 @@
           </w:tcPr>
           <w:p>
             <w:pPr>
-              <w:pStyle w:val="TableHeading"/>
+              <w:pStyle w:val="Titredetableau"/>
               <w:bidi w:val="0"/>
               <w:jc w:val="start"/>
               <w:rPr/>
@@ -739,7 +739,7 @@
           </w:tcPr>
           <w:p>
             <w:pPr>
-              <w:pStyle w:val="TableHeading"/>
+              <w:pStyle w:val="Titredetableau"/>
               <w:bidi w:val="0"/>
               <w:jc w:val="start"/>
               <w:rPr/>
@@ -763,7 +763,7 @@
           </w:tcPr>
           <w:p>
             <w:pPr>
-              <w:pStyle w:val="TableContents"/>
+              <w:pStyle w:val="Contenudetableau"/>
               <w:bidi w:val="0"/>
               <w:jc w:val="start"/>
               <w:rPr/>
@@ -785,7 +785,7 @@
           </w:tcPr>
           <w:p>
             <w:pPr>
-              <w:pStyle w:val="TableContents"/>
+              <w:pStyle w:val="Contenudetableau"/>
               <w:bidi w:val="0"/>
               <w:jc w:val="start"/>
               <w:rPr/>
@@ -809,7 +809,7 @@
           </w:tcPr>
           <w:p>
             <w:pPr>
-              <w:pStyle w:val="TableContents"/>
+              <w:pStyle w:val="Contenudetableau"/>
               <w:bidi w:val="0"/>
               <w:jc w:val="start"/>
               <w:rPr/>
@@ -831,7 +831,7 @@
           </w:tcPr>
           <w:p>
             <w:pPr>
-              <w:pStyle w:val="TableContents"/>
+              <w:pStyle w:val="Contenudetableau"/>
               <w:bidi w:val="0"/>
               <w:jc w:val="start"/>
               <w:rPr/>
@@ -855,7 +855,7 @@
           </w:tcPr>
           <w:p>
             <w:pPr>
-              <w:pStyle w:val="TableContents"/>
+              <w:pStyle w:val="Contenudetableau"/>
               <w:bidi w:val="0"/>
               <w:jc w:val="start"/>
               <w:rPr/>
@@ -877,7 +877,7 @@
           </w:tcPr>
           <w:p>
             <w:pPr>
-              <w:pStyle w:val="TableContents"/>
+              <w:pStyle w:val="Contenudetableau"/>
               <w:bidi w:val="0"/>
               <w:jc w:val="start"/>
               <w:rPr/>
@@ -901,7 +901,7 @@
           </w:tcPr>
           <w:p>
             <w:pPr>
-              <w:pStyle w:val="TableContents"/>
+              <w:pStyle w:val="Contenudetableau"/>
               <w:bidi w:val="0"/>
               <w:jc w:val="start"/>
               <w:rPr/>
@@ -923,7 +923,7 @@
           </w:tcPr>
           <w:p>
             <w:pPr>
-              <w:pStyle w:val="TableContents"/>
+              <w:pStyle w:val="Contenudetableau"/>
               <w:bidi w:val="0"/>
               <w:jc w:val="start"/>
               <w:rPr/>
@@ -947,7 +947,7 @@
           </w:tcPr>
           <w:p>
             <w:pPr>
-              <w:pStyle w:val="TableContents"/>
+              <w:pStyle w:val="Contenudetableau"/>
               <w:bidi w:val="0"/>
               <w:jc w:val="start"/>
               <w:rPr/>
@@ -969,7 +969,7 @@
           </w:tcPr>
           <w:p>
             <w:pPr>
-              <w:pStyle w:val="TableContents"/>
+              <w:pStyle w:val="Contenudetableau"/>
               <w:bidi w:val="0"/>
               <w:jc w:val="start"/>
               <w:rPr/>
@@ -993,7 +993,7 @@
           </w:tcPr>
           <w:p>
             <w:pPr>
-              <w:pStyle w:val="TableContents"/>
+              <w:pStyle w:val="Contenudetableau"/>
               <w:bidi w:val="0"/>
               <w:jc w:val="start"/>
               <w:rPr/>
@@ -1015,7 +1015,7 @@
           </w:tcPr>
           <w:p>
             <w:pPr>
-              <w:pStyle w:val="TableContents"/>
+              <w:pStyle w:val="Contenudetableau"/>
               <w:bidi w:val="0"/>
               <w:jc w:val="start"/>
               <w:rPr/>
@@ -1039,7 +1039,7 @@
           </w:tcPr>
           <w:p>
             <w:pPr>
-              <w:pStyle w:val="TableContents"/>
+              <w:pStyle w:val="Contenudetableau"/>
               <w:bidi w:val="0"/>
               <w:jc w:val="start"/>
               <w:rPr/>
@@ -1061,7 +1061,7 @@
           </w:tcPr>
           <w:p>
             <w:pPr>
-              <w:pStyle w:val="TableContents"/>
+              <w:pStyle w:val="Contenudetableau"/>
               <w:bidi w:val="0"/>
               <w:jc w:val="start"/>
               <w:rPr/>
@@ -1085,7 +1085,7 @@
           </w:tcPr>
           <w:p>
             <w:pPr>
-              <w:pStyle w:val="TableContents"/>
+              <w:pStyle w:val="Contenudetableau"/>
               <w:bidi w:val="0"/>
               <w:jc w:val="start"/>
               <w:rPr/>
@@ -1107,7 +1107,7 @@
           </w:tcPr>
           <w:p>
             <w:pPr>
-              <w:pStyle w:val="TableContents"/>
+              <w:pStyle w:val="Contenudetableau"/>
               <w:bidi w:val="0"/>
               <w:jc w:val="start"/>
               <w:rPr/>
@@ -1131,7 +1131,7 @@
           </w:tcPr>
           <w:p>
             <w:pPr>
-              <w:pStyle w:val="TableContents"/>
+              <w:pStyle w:val="Contenudetableau"/>
               <w:bidi w:val="0"/>
               <w:jc w:val="start"/>
               <w:rPr/>
@@ -1153,7 +1153,7 @@
           </w:tcPr>
           <w:p>
             <w:pPr>
-              <w:pStyle w:val="TableContents"/>
+              <w:pStyle w:val="Contenudetableau"/>
               <w:bidi w:val="0"/>
               <w:jc w:val="start"/>
               <w:rPr/>
@@ -1177,7 +1177,7 @@
           </w:tcPr>
           <w:p>
             <w:pPr>
-              <w:pStyle w:val="TableContents"/>
+              <w:pStyle w:val="Contenudetableau"/>
               <w:bidi w:val="0"/>
               <w:jc w:val="start"/>
               <w:rPr/>
@@ -1199,7 +1199,7 @@
           </w:tcPr>
           <w:p>
             <w:pPr>
-              <w:pStyle w:val="TableContents"/>
+              <w:pStyle w:val="Contenudetableau"/>
               <w:bidi w:val="0"/>
               <w:jc w:val="start"/>
               <w:rPr/>
@@ -1223,7 +1223,7 @@
           </w:tcPr>
           <w:p>
             <w:pPr>
-              <w:pStyle w:val="TableContents"/>
+              <w:pStyle w:val="Contenudetableau"/>
               <w:bidi w:val="0"/>
               <w:jc w:val="start"/>
               <w:rPr/>
@@ -1245,7 +1245,7 @@
           </w:tcPr>
           <w:p>
             <w:pPr>
-              <w:pStyle w:val="TableContents"/>
+              <w:pStyle w:val="Contenudetableau"/>
               <w:bidi w:val="0"/>
               <w:jc w:val="start"/>
               <w:rPr/>
@@ -1269,7 +1269,7 @@
           </w:tcPr>
           <w:p>
             <w:pPr>
-              <w:pStyle w:val="TableContents"/>
+              <w:pStyle w:val="Contenudetableau"/>
               <w:bidi w:val="0"/>
               <w:jc w:val="start"/>
               <w:rPr/>
@@ -1291,7 +1291,7 @@
           </w:tcPr>
           <w:p>
             <w:pPr>
-              <w:pStyle w:val="TableContents"/>
+              <w:pStyle w:val="Contenudetableau"/>
               <w:bidi w:val="0"/>
               <w:jc w:val="start"/>
               <w:rPr/>
@@ -1376,7 +1376,7 @@
           </w:tcPr>
           <w:p>
             <w:pPr>
-              <w:pStyle w:val="TableHeading"/>
+              <w:pStyle w:val="Titredetableau"/>
               <w:bidi w:val="0"/>
               <w:jc w:val="start"/>
               <w:rPr/>
@@ -1398,7 +1398,7 @@
           </w:tcPr>
           <w:p>
             <w:pPr>
-              <w:pStyle w:val="TableHeading"/>
+              <w:pStyle w:val="Titredetableau"/>
               <w:bidi w:val="0"/>
               <w:jc w:val="start"/>
               <w:rPr/>
@@ -1420,7 +1420,7 @@
           </w:tcPr>
           <w:p>
             <w:pPr>
-              <w:pStyle w:val="TableHeading"/>
+              <w:pStyle w:val="Titredetableau"/>
               <w:bidi w:val="0"/>
               <w:jc w:val="start"/>
               <w:rPr/>
@@ -1442,7 +1442,7 @@
           </w:tcPr>
           <w:p>
             <w:pPr>
-              <w:pStyle w:val="TableHeading"/>
+              <w:pStyle w:val="Titredetableau"/>
               <w:bidi w:val="0"/>
               <w:jc w:val="start"/>
               <w:rPr/>
@@ -1465,7 +1465,7 @@
           </w:tcPr>
           <w:p>
             <w:pPr>
-              <w:pStyle w:val="TableHeading"/>
+              <w:pStyle w:val="Titredetableau"/>
               <w:bidi w:val="0"/>
               <w:jc w:val="start"/>
               <w:rPr/>
@@ -1489,7 +1489,7 @@
           </w:tcPr>
           <w:p>
             <w:pPr>
-              <w:pStyle w:val="TableContents"/>
+              <w:pStyle w:val="Contenudetableau"/>
               <w:bidi w:val="0"/>
               <w:jc w:val="start"/>
               <w:rPr/>
@@ -1512,7 +1512,7 @@
           </w:tcPr>
           <w:p>
             <w:pPr>
-              <w:pStyle w:val="TableContents"/>
+              <w:pStyle w:val="Contenudetableau"/>
               <w:bidi w:val="0"/>
               <w:jc w:val="start"/>
               <w:rPr/>
@@ -1533,7 +1533,7 @@
           </w:tcPr>
           <w:p>
             <w:pPr>
-              <w:pStyle w:val="TableContents"/>
+              <w:pStyle w:val="Contenudetableau"/>
               <w:bidi w:val="0"/>
               <w:jc w:val="start"/>
               <w:rPr/>
@@ -1554,7 +1554,7 @@
           </w:tcPr>
           <w:p>
             <w:pPr>
-              <w:pStyle w:val="TableContents"/>
+              <w:pStyle w:val="Contenudetableau"/>
               <w:bidi w:val="0"/>
               <w:jc w:val="start"/>
               <w:rPr/>
@@ -1576,7 +1576,7 @@
           </w:tcPr>
           <w:p>
             <w:pPr>
-              <w:pStyle w:val="TableContents"/>
+              <w:pStyle w:val="Contenudetableau"/>
               <w:bidi w:val="0"/>
               <w:jc w:val="start"/>
               <w:rPr/>
@@ -1600,7 +1600,7 @@
           </w:tcPr>
           <w:p>
             <w:pPr>
-              <w:pStyle w:val="TableContents"/>
+              <w:pStyle w:val="Contenudetableau"/>
               <w:bidi w:val="0"/>
               <w:jc w:val="start"/>
               <w:rPr/>
@@ -1623,7 +1623,7 @@
           </w:tcPr>
           <w:p>
             <w:pPr>
-              <w:pStyle w:val="TableContents"/>
+              <w:pStyle w:val="Contenudetableau"/>
               <w:bidi w:val="0"/>
               <w:jc w:val="start"/>
               <w:rPr/>
@@ -1644,7 +1644,7 @@
           </w:tcPr>
           <w:p>
             <w:pPr>
-              <w:pStyle w:val="TableContents"/>
+              <w:pStyle w:val="Contenudetableau"/>
               <w:bidi w:val="0"/>
               <w:jc w:val="start"/>
               <w:rPr/>
@@ -1665,7 +1665,7 @@
           </w:tcPr>
           <w:p>
             <w:pPr>
-              <w:pStyle w:val="TableContents"/>
+              <w:pStyle w:val="Contenudetableau"/>
               <w:bidi w:val="0"/>
               <w:jc w:val="start"/>
               <w:rPr/>
@@ -1687,7 +1687,7 @@
           </w:tcPr>
           <w:p>
             <w:pPr>
-              <w:pStyle w:val="TableContents"/>
+              <w:pStyle w:val="Contenudetableau"/>
               <w:bidi w:val="0"/>
               <w:jc w:val="start"/>
               <w:rPr/>
@@ -1711,7 +1711,7 @@
           </w:tcPr>
           <w:p>
             <w:pPr>
-              <w:pStyle w:val="TableContents"/>
+              <w:pStyle w:val="Contenudetableau"/>
               <w:bidi w:val="0"/>
               <w:jc w:val="start"/>
               <w:rPr/>
@@ -1734,7 +1734,7 @@
           </w:tcPr>
           <w:p>
             <w:pPr>
-              <w:pStyle w:val="TableContents"/>
+              <w:pStyle w:val="Contenudetableau"/>
               <w:bidi w:val="0"/>
               <w:jc w:val="start"/>
               <w:rPr/>
@@ -1755,7 +1755,7 @@
           </w:tcPr>
           <w:p>
             <w:pPr>
-              <w:pStyle w:val="TableContents"/>
+              <w:pStyle w:val="Contenudetableau"/>
               <w:bidi w:val="0"/>
               <w:jc w:val="start"/>
               <w:rPr/>
@@ -1776,7 +1776,7 @@
           </w:tcPr>
           <w:p>
             <w:pPr>
-              <w:pStyle w:val="TableContents"/>
+              <w:pStyle w:val="Contenudetableau"/>
               <w:bidi w:val="0"/>
               <w:jc w:val="start"/>
               <w:rPr/>
@@ -1798,7 +1798,7 @@
           </w:tcPr>
           <w:p>
             <w:pPr>
-              <w:pStyle w:val="TableContents"/>
+              <w:pStyle w:val="Contenudetableau"/>
               <w:bidi w:val="0"/>
               <w:jc w:val="start"/>
               <w:rPr/>
@@ -1822,7 +1822,7 @@
           </w:tcPr>
           <w:p>
             <w:pPr>
-              <w:pStyle w:val="TableContents"/>
+              <w:pStyle w:val="Contenudetableau"/>
               <w:bidi w:val="0"/>
               <w:jc w:val="start"/>
               <w:rPr/>
@@ -1845,7 +1845,7 @@
           </w:tcPr>
           <w:p>
             <w:pPr>
-              <w:pStyle w:val="TableContents"/>
+              <w:pStyle w:val="Contenudetableau"/>
               <w:bidi w:val="0"/>
               <w:jc w:val="start"/>
               <w:rPr/>
@@ -1866,7 +1866,7 @@
           </w:tcPr>
           <w:p>
             <w:pPr>
-              <w:pStyle w:val="TableContents"/>
+              <w:pStyle w:val="Contenudetableau"/>
               <w:bidi w:val="0"/>
               <w:jc w:val="start"/>
               <w:rPr/>
@@ -1887,7 +1887,7 @@
           </w:tcPr>
           <w:p>
             <w:pPr>
-              <w:pStyle w:val="TableContents"/>
+              <w:pStyle w:val="Contenudetableau"/>
               <w:bidi w:val="0"/>
               <w:jc w:val="start"/>
               <w:rPr/>
@@ -1909,7 +1909,7 @@
           </w:tcPr>
           <w:p>
             <w:pPr>
-              <w:pStyle w:val="TableContents"/>
+              <w:pStyle w:val="Contenudetableau"/>
               <w:bidi w:val="0"/>
               <w:jc w:val="start"/>
               <w:rPr/>
@@ -1933,7 +1933,7 @@
           </w:tcPr>
           <w:p>
             <w:pPr>
-              <w:pStyle w:val="TableContents"/>
+              <w:pStyle w:val="Contenudetableau"/>
               <w:bidi w:val="0"/>
               <w:jc w:val="start"/>
               <w:rPr/>
@@ -1956,7 +1956,7 @@
           </w:tcPr>
           <w:p>
             <w:pPr>
-              <w:pStyle w:val="TableContents"/>
+              <w:pStyle w:val="Contenudetableau"/>
               <w:bidi w:val="0"/>
               <w:jc w:val="start"/>
               <w:rPr/>
@@ -1977,7 +1977,7 @@
           </w:tcPr>
           <w:p>
             <w:pPr>
-              <w:pStyle w:val="TableContents"/>
+              <w:pStyle w:val="Contenudetableau"/>
               <w:bidi w:val="0"/>
               <w:jc w:val="start"/>
               <w:rPr/>
@@ -1998,7 +1998,7 @@
           </w:tcPr>
           <w:p>
             <w:pPr>
-              <w:pStyle w:val="TableContents"/>
+              <w:pStyle w:val="Contenudetableau"/>
               <w:bidi w:val="0"/>
               <w:jc w:val="start"/>
               <w:rPr/>
@@ -2020,7 +2020,7 @@
           </w:tcPr>
           <w:p>
             <w:pPr>
-              <w:pStyle w:val="TableContents"/>
+              <w:pStyle w:val="Contenudetableau"/>
               <w:bidi w:val="0"/>
               <w:jc w:val="start"/>
               <w:rPr/>
@@ -2044,7 +2044,7 @@
           </w:tcPr>
           <w:p>
             <w:pPr>
-              <w:pStyle w:val="TableContents"/>
+              <w:pStyle w:val="Contenudetableau"/>
               <w:bidi w:val="0"/>
               <w:jc w:val="start"/>
               <w:rPr/>
@@ -2067,7 +2067,7 @@
           </w:tcPr>
           <w:p>
             <w:pPr>
-              <w:pStyle w:val="TableContents"/>
+              <w:pStyle w:val="Contenudetableau"/>
               <w:bidi w:val="0"/>
               <w:jc w:val="start"/>
               <w:rPr/>
@@ -2088,7 +2088,7 @@
           </w:tcPr>
           <w:p>
             <w:pPr>
-              <w:pStyle w:val="TableContents"/>
+              <w:pStyle w:val="Contenudetableau"/>
               <w:bidi w:val="0"/>
               <w:jc w:val="start"/>
               <w:rPr/>
@@ -2109,7 +2109,7 @@
           </w:tcPr>
           <w:p>
             <w:pPr>
-              <w:pStyle w:val="TableContents"/>
+              <w:pStyle w:val="Contenudetableau"/>
               <w:bidi w:val="0"/>
               <w:jc w:val="start"/>
               <w:rPr/>
@@ -2131,7 +2131,7 @@
           </w:tcPr>
           <w:p>
             <w:pPr>
-              <w:pStyle w:val="TableContents"/>
+              <w:pStyle w:val="Contenudetableau"/>
               <w:bidi w:val="0"/>
               <w:jc w:val="start"/>
               <w:rPr/>
@@ -2203,7 +2203,7 @@
           </w:tcPr>
           <w:p>
             <w:pPr>
-              <w:pStyle w:val="TableHeading"/>
+              <w:pStyle w:val="Titredetableau"/>
               <w:bidi w:val="0"/>
               <w:jc w:val="start"/>
               <w:rPr/>
@@ -2225,7 +2225,7 @@
           </w:tcPr>
           <w:p>
             <w:pPr>
-              <w:pStyle w:val="TableHeading"/>
+              <w:pStyle w:val="Titredetableau"/>
               <w:bidi w:val="0"/>
               <w:jc w:val="start"/>
               <w:rPr/>
@@ -2247,7 +2247,7 @@
           </w:tcPr>
           <w:p>
             <w:pPr>
-              <w:pStyle w:val="TableHeading"/>
+              <w:pStyle w:val="Titredetableau"/>
               <w:bidi w:val="0"/>
               <w:jc w:val="start"/>
               <w:rPr/>
@@ -2269,7 +2269,7 @@
           </w:tcPr>
           <w:p>
             <w:pPr>
-              <w:pStyle w:val="TableHeading"/>
+              <w:pStyle w:val="Titredetableau"/>
               <w:bidi w:val="0"/>
               <w:jc w:val="start"/>
               <w:rPr/>
@@ -2292,7 +2292,7 @@
           </w:tcPr>
           <w:p>
             <w:pPr>
-              <w:pStyle w:val="TableHeading"/>
+              <w:pStyle w:val="Titredetableau"/>
               <w:bidi w:val="0"/>
               <w:jc w:val="start"/>
               <w:rPr/>
@@ -2316,7 +2316,7 @@
           </w:tcPr>
           <w:p>
             <w:pPr>
-              <w:pStyle w:val="TableContents"/>
+              <w:pStyle w:val="Contenudetableau"/>
               <w:bidi w:val="0"/>
               <w:jc w:val="start"/>
               <w:rPr/>
@@ -2339,7 +2339,7 @@
           </w:tcPr>
           <w:p>
             <w:pPr>
-              <w:pStyle w:val="TableContents"/>
+              <w:pStyle w:val="Contenudetableau"/>
               <w:bidi w:val="0"/>
               <w:jc w:val="start"/>
               <w:rPr/>
@@ -2360,7 +2360,7 @@
           </w:tcPr>
           <w:p>
             <w:pPr>
-              <w:pStyle w:val="TableContents"/>
+              <w:pStyle w:val="Contenudetableau"/>
               <w:bidi w:val="0"/>
               <w:jc w:val="start"/>
               <w:rPr/>
@@ -2381,7 +2381,7 @@
           </w:tcPr>
           <w:p>
             <w:pPr>
-              <w:pStyle w:val="TableContents"/>
+              <w:pStyle w:val="Contenudetableau"/>
               <w:bidi w:val="0"/>
               <w:jc w:val="start"/>
               <w:rPr/>
@@ -2403,7 +2403,7 @@
           </w:tcPr>
           <w:p>
             <w:pPr>
-              <w:pStyle w:val="TableContents"/>
+              <w:pStyle w:val="Contenudetableau"/>
               <w:bidi w:val="0"/>
               <w:jc w:val="start"/>
               <w:rPr/>
@@ -2481,7 +2481,7 @@
           </w:tcPr>
           <w:p>
             <w:pPr>
-              <w:pStyle w:val="TableHeading"/>
+              <w:pStyle w:val="Titredetableau"/>
               <w:bidi w:val="0"/>
               <w:jc w:val="start"/>
               <w:rPr/>
@@ -2503,7 +2503,7 @@
           </w:tcPr>
           <w:p>
             <w:pPr>
-              <w:pStyle w:val="TableHeading"/>
+              <w:pStyle w:val="Titredetableau"/>
               <w:bidi w:val="0"/>
               <w:jc w:val="start"/>
               <w:rPr/>
@@ -2525,7 +2525,7 @@
           </w:tcPr>
           <w:p>
             <w:pPr>
-              <w:pStyle w:val="TableHeading"/>
+              <w:pStyle w:val="Titredetableau"/>
               <w:bidi w:val="0"/>
               <w:jc w:val="start"/>
               <w:rPr/>
@@ -2547,7 +2547,7 @@
           </w:tcPr>
           <w:p>
             <w:pPr>
-              <w:pStyle w:val="TableHeading"/>
+              <w:pStyle w:val="Titredetableau"/>
               <w:bidi w:val="0"/>
               <w:jc w:val="start"/>
               <w:rPr/>
@@ -2570,7 +2570,7 @@
           </w:tcPr>
           <w:p>
             <w:pPr>
-              <w:pStyle w:val="TableHeading"/>
+              <w:pStyle w:val="Titredetableau"/>
               <w:bidi w:val="0"/>
               <w:jc w:val="start"/>
               <w:rPr/>
@@ -2594,7 +2594,7 @@
           </w:tcPr>
           <w:p>
             <w:pPr>
-              <w:pStyle w:val="TableContents"/>
+              <w:pStyle w:val="Contenudetableau"/>
               <w:bidi w:val="0"/>
               <w:jc w:val="start"/>
               <w:rPr/>
@@ -2617,7 +2617,7 @@
           </w:tcPr>
           <w:p>
             <w:pPr>
-              <w:pStyle w:val="TableContents"/>
+              <w:pStyle w:val="Contenudetableau"/>
               <w:bidi w:val="0"/>
               <w:jc w:val="start"/>
               <w:rPr/>
@@ -2638,7 +2638,7 @@
           </w:tcPr>
           <w:p>
             <w:pPr>
-              <w:pStyle w:val="TableContents"/>
+              <w:pStyle w:val="Contenudetableau"/>
               <w:bidi w:val="0"/>
               <w:jc w:val="start"/>
               <w:rPr/>
@@ -2659,7 +2659,7 @@
           </w:tcPr>
           <w:p>
             <w:pPr>
-              <w:pStyle w:val="TableContents"/>
+              <w:pStyle w:val="Contenudetableau"/>
               <w:bidi w:val="0"/>
               <w:jc w:val="start"/>
               <w:rPr/>
@@ -2681,7 +2681,7 @@
           </w:tcPr>
           <w:p>
             <w:pPr>
-              <w:pStyle w:val="TableContents"/>
+              <w:pStyle w:val="Contenudetableau"/>
               <w:bidi w:val="0"/>
               <w:jc w:val="start"/>
               <w:rPr/>
@@ -2705,7 +2705,7 @@
           </w:tcPr>
           <w:p>
             <w:pPr>
-              <w:pStyle w:val="TableContents"/>
+              <w:pStyle w:val="Contenudetableau"/>
               <w:bidi w:val="0"/>
               <w:jc w:val="start"/>
               <w:rPr/>
@@ -2728,7 +2728,7 @@
           </w:tcPr>
           <w:p>
             <w:pPr>
-              <w:pStyle w:val="TableContents"/>
+              <w:pStyle w:val="Contenudetableau"/>
               <w:bidi w:val="0"/>
               <w:jc w:val="start"/>
               <w:rPr/>
@@ -2749,7 +2749,7 @@
           </w:tcPr>
           <w:p>
             <w:pPr>
-              <w:pStyle w:val="TableContents"/>
+              <w:pStyle w:val="Contenudetableau"/>
               <w:bidi w:val="0"/>
               <w:jc w:val="start"/>
               <w:rPr/>
@@ -2770,7 +2770,7 @@
           </w:tcPr>
           <w:p>
             <w:pPr>
-              <w:pStyle w:val="TableContents"/>
+              <w:pStyle w:val="Contenudetableau"/>
               <w:bidi w:val="0"/>
               <w:jc w:val="start"/>
               <w:rPr/>
@@ -2792,7 +2792,7 @@
           </w:tcPr>
           <w:p>
             <w:pPr>
-              <w:pStyle w:val="TableContents"/>
+              <w:pStyle w:val="Contenudetableau"/>
               <w:bidi w:val="0"/>
               <w:jc w:val="start"/>
               <w:rPr/>
@@ -2816,7 +2816,7 @@
           </w:tcPr>
           <w:p>
             <w:pPr>
-              <w:pStyle w:val="TableContents"/>
+              <w:pStyle w:val="Contenudetableau"/>
               <w:bidi w:val="0"/>
               <w:jc w:val="start"/>
               <w:rPr/>
@@ -2839,7 +2839,7 @@
           </w:tcPr>
           <w:p>
             <w:pPr>
-              <w:pStyle w:val="TableContents"/>
+              <w:pStyle w:val="Contenudetableau"/>
               <w:bidi w:val="0"/>
               <w:jc w:val="start"/>
               <w:rPr/>
@@ -2860,7 +2860,7 @@
           </w:tcPr>
           <w:p>
             <w:pPr>
-              <w:pStyle w:val="TableContents"/>
+              <w:pStyle w:val="Contenudetableau"/>
               <w:bidi w:val="0"/>
               <w:jc w:val="start"/>
               <w:rPr/>
@@ -2881,7 +2881,7 @@
           </w:tcPr>
           <w:p>
             <w:pPr>
-              <w:pStyle w:val="TableContents"/>
+              <w:pStyle w:val="Contenudetableau"/>
               <w:bidi w:val="0"/>
               <w:jc w:val="start"/>
               <w:rPr/>
@@ -2903,7 +2903,7 @@
           </w:tcPr>
           <w:p>
             <w:pPr>
-              <w:pStyle w:val="TableContents"/>
+              <w:pStyle w:val="Contenudetableau"/>
               <w:bidi w:val="0"/>
               <w:jc w:val="start"/>
               <w:rPr/>
@@ -2927,7 +2927,7 @@
           </w:tcPr>
           <w:p>
             <w:pPr>
-              <w:pStyle w:val="TableContents"/>
+              <w:pStyle w:val="Contenudetableau"/>
               <w:bidi w:val="0"/>
               <w:jc w:val="start"/>
               <w:rPr/>
@@ -2950,7 +2950,7 @@
           </w:tcPr>
           <w:p>
             <w:pPr>
-              <w:pStyle w:val="TableContents"/>
+              <w:pStyle w:val="Contenudetableau"/>
               <w:bidi w:val="0"/>
               <w:jc w:val="start"/>
               <w:rPr/>
@@ -2971,7 +2971,7 @@
           </w:tcPr>
           <w:p>
             <w:pPr>
-              <w:pStyle w:val="TableContents"/>
+              <w:pStyle w:val="Contenudetableau"/>
               <w:bidi w:val="0"/>
               <w:jc w:val="start"/>
               <w:rPr/>
@@ -2992,7 +2992,7 @@
           </w:tcPr>
           <w:p>
             <w:pPr>
-              <w:pStyle w:val="TableContents"/>
+              <w:pStyle w:val="Contenudetableau"/>
               <w:bidi w:val="0"/>
               <w:jc w:val="start"/>
               <w:rPr/>
@@ -3014,7 +3014,7 @@
           </w:tcPr>
           <w:p>
             <w:pPr>
-              <w:pStyle w:val="TableContents"/>
+              <w:pStyle w:val="Contenudetableau"/>
               <w:bidi w:val="0"/>
               <w:jc w:val="start"/>
               <w:rPr/>
@@ -3038,7 +3038,7 @@
           </w:tcPr>
           <w:p>
             <w:pPr>
-              <w:pStyle w:val="TableContents"/>
+              <w:pStyle w:val="Contenudetableau"/>
               <w:bidi w:val="0"/>
               <w:jc w:val="start"/>
               <w:rPr/>
@@ -3061,7 +3061,7 @@
           </w:tcPr>
           <w:p>
             <w:pPr>
-              <w:pStyle w:val="TableContents"/>
+              <w:pStyle w:val="Contenudetableau"/>
               <w:bidi w:val="0"/>
               <w:jc w:val="start"/>
               <w:rPr/>
@@ -3082,7 +3082,7 @@
           </w:tcPr>
           <w:p>
             <w:pPr>
-              <w:pStyle w:val="TableContents"/>
+              <w:pStyle w:val="Contenudetableau"/>
               <w:bidi w:val="0"/>
               <w:jc w:val="start"/>
               <w:rPr/>
@@ -3103,7 +3103,7 @@
           </w:tcPr>
           <w:p>
             <w:pPr>
-              <w:pStyle w:val="TableContents"/>
+              <w:pStyle w:val="Contenudetableau"/>
               <w:bidi w:val="0"/>
               <w:jc w:val="start"/>
               <w:rPr/>
@@ -3125,7 +3125,7 @@
           </w:tcPr>
           <w:p>
             <w:pPr>
-              <w:pStyle w:val="TableContents"/>
+              <w:pStyle w:val="Contenudetableau"/>
               <w:bidi w:val="0"/>
               <w:jc w:val="start"/>
               <w:rPr/>
@@ -3203,7 +3203,7 @@
           </w:tcPr>
           <w:p>
             <w:pPr>
-              <w:pStyle w:val="TableHeading"/>
+              <w:pStyle w:val="Titredetableau"/>
               <w:bidi w:val="0"/>
               <w:jc w:val="start"/>
               <w:rPr/>
@@ -3225,7 +3225,7 @@
           </w:tcPr>
           <w:p>
             <w:pPr>
-              <w:pStyle w:val="TableHeading"/>
+              <w:pStyle w:val="Titredetableau"/>
               <w:bidi w:val="0"/>
               <w:jc w:val="start"/>
               <w:rPr/>
@@ -3247,7 +3247,7 @@
           </w:tcPr>
           <w:p>
             <w:pPr>
-              <w:pStyle w:val="TableHeading"/>
+              <w:pStyle w:val="Titredetableau"/>
               <w:bidi w:val="0"/>
               <w:jc w:val="start"/>
               <w:rPr/>
@@ -3269,7 +3269,7 @@
           </w:tcPr>
           <w:p>
             <w:pPr>
-              <w:pStyle w:val="TableHeading"/>
+              <w:pStyle w:val="Titredetableau"/>
               <w:bidi w:val="0"/>
               <w:jc w:val="start"/>
               <w:rPr/>
@@ -3292,7 +3292,7 @@
           </w:tcPr>
           <w:p>
             <w:pPr>
-              <w:pStyle w:val="TableHeading"/>
+              <w:pStyle w:val="Titredetableau"/>
               <w:bidi w:val="0"/>
               <w:jc w:val="start"/>
               <w:rPr/>
@@ -3316,7 +3316,7 @@
           </w:tcPr>
           <w:p>
             <w:pPr>
-              <w:pStyle w:val="TableContents"/>
+              <w:pStyle w:val="Contenudetableau"/>
               <w:bidi w:val="0"/>
               <w:jc w:val="start"/>
               <w:rPr/>
@@ -3339,7 +3339,7 @@
           </w:tcPr>
           <w:p>
             <w:pPr>
-              <w:pStyle w:val="TableContents"/>
+              <w:pStyle w:val="Contenudetableau"/>
               <w:bidi w:val="0"/>
               <w:jc w:val="start"/>
               <w:rPr/>
@@ -3360,7 +3360,7 @@
           </w:tcPr>
           <w:p>
             <w:pPr>
-              <w:pStyle w:val="TableContents"/>
+              <w:pStyle w:val="Contenudetableau"/>
               <w:bidi w:val="0"/>
               <w:jc w:val="start"/>
               <w:rPr/>
@@ -3381,7 +3381,7 @@
           </w:tcPr>
           <w:p>
             <w:pPr>
-              <w:pStyle w:val="TableContents"/>
+              <w:pStyle w:val="Contenudetableau"/>
               <w:bidi w:val="0"/>
               <w:jc w:val="start"/>
               <w:rPr/>
@@ -3403,7 +3403,7 @@
           </w:tcPr>
           <w:p>
             <w:pPr>
-              <w:pStyle w:val="TableContents"/>
+              <w:pStyle w:val="Contenudetableau"/>
               <w:bidi w:val="0"/>
               <w:jc w:val="start"/>
               <w:rPr/>
@@ -3427,7 +3427,7 @@
           </w:tcPr>
           <w:p>
             <w:pPr>
-              <w:pStyle w:val="TableContents"/>
+              <w:pStyle w:val="Contenudetableau"/>
               <w:bidi w:val="0"/>
               <w:jc w:val="start"/>
               <w:rPr/>
@@ -3450,7 +3450,7 @@
           </w:tcPr>
           <w:p>
             <w:pPr>
-              <w:pStyle w:val="TableContents"/>
+              <w:pStyle w:val="Contenudetableau"/>
               <w:bidi w:val="0"/>
               <w:jc w:val="start"/>
               <w:rPr/>
@@ -3471,7 +3471,7 @@
           </w:tcPr>
           <w:p>
             <w:pPr>
-              <w:pStyle w:val="TableContents"/>
+              <w:pStyle w:val="Contenudetableau"/>
               <w:bidi w:val="0"/>
               <w:jc w:val="start"/>
               <w:rPr/>
@@ -3492,7 +3492,7 @@
           </w:tcPr>
           <w:p>
             <w:pPr>
-              <w:pStyle w:val="TableContents"/>
+              <w:pStyle w:val="Contenudetableau"/>
               <w:bidi w:val="0"/>
               <w:jc w:val="start"/>
               <w:rPr/>
@@ -3514,7 +3514,7 @@
           </w:tcPr>
           <w:p>
             <w:pPr>
-              <w:pStyle w:val="TableContents"/>
+              <w:pStyle w:val="Contenudetableau"/>
               <w:bidi w:val="0"/>
               <w:jc w:val="start"/>
               <w:rPr/>
@@ -3538,7 +3538,7 @@
           </w:tcPr>
           <w:p>
             <w:pPr>
-              <w:pStyle w:val="TableContents"/>
+              <w:pStyle w:val="Contenudetableau"/>
               <w:bidi w:val="0"/>
               <w:jc w:val="start"/>
               <w:rPr/>
@@ -3561,7 +3561,7 @@
           </w:tcPr>
           <w:p>
             <w:pPr>
-              <w:pStyle w:val="TableContents"/>
+              <w:pStyle w:val="Contenudetableau"/>
               <w:bidi w:val="0"/>
               <w:jc w:val="start"/>
               <w:rPr/>
@@ -3582,7 +3582,7 @@
           </w:tcPr>
           <w:p>
             <w:pPr>
-              <w:pStyle w:val="TableContents"/>
+              <w:pStyle w:val="Contenudetableau"/>
               <w:bidi w:val="0"/>
               <w:jc w:val="start"/>
               <w:rPr/>
@@ -3603,7 +3603,7 @@
           </w:tcPr>
           <w:p>
             <w:pPr>
-              <w:pStyle w:val="TableContents"/>
+              <w:pStyle w:val="Contenudetableau"/>
               <w:bidi w:val="0"/>
               <w:jc w:val="start"/>
               <w:rPr/>
@@ -3625,7 +3625,7 @@
           </w:tcPr>
           <w:p>
             <w:pPr>
-              <w:pStyle w:val="TableContents"/>
+              <w:pStyle w:val="Contenudetableau"/>
               <w:bidi w:val="0"/>
               <w:jc w:val="start"/>
               <w:rPr/>
@@ -3655,7 +3655,7 @@
           </w:tcPr>
           <w:p>
             <w:pPr>
-              <w:pStyle w:val="TableContents"/>
+              <w:pStyle w:val="Contenudetableau"/>
               <w:bidi w:val="0"/>
               <w:jc w:val="start"/>
               <w:rPr/>
@@ -3678,7 +3678,7 @@
           </w:tcPr>
           <w:p>
             <w:pPr>
-              <w:pStyle w:val="TableContents"/>
+              <w:pStyle w:val="Contenudetableau"/>
               <w:bidi w:val="0"/>
               <w:jc w:val="start"/>
               <w:rPr/>
@@ -3699,7 +3699,7 @@
           </w:tcPr>
           <w:p>
             <w:pPr>
-              <w:pStyle w:val="TableContents"/>
+              <w:pStyle w:val="Contenudetableau"/>
               <w:bidi w:val="0"/>
               <w:jc w:val="start"/>
               <w:rPr/>
@@ -3720,7 +3720,7 @@
           </w:tcPr>
           <w:p>
             <w:pPr>
-              <w:pStyle w:val="TableContents"/>
+              <w:pStyle w:val="Contenudetableau"/>
               <w:bidi w:val="0"/>
               <w:jc w:val="start"/>
               <w:rPr/>
@@ -3742,7 +3742,7 @@
           </w:tcPr>
           <w:p>
             <w:pPr>
-              <w:pStyle w:val="TableContents"/>
+              <w:pStyle w:val="Contenudetableau"/>
               <w:bidi w:val="0"/>
               <w:jc w:val="start"/>
               <w:rPr/>
@@ -3768,7 +3768,7 @@
           </w:tcPr>
           <w:p>
             <w:pPr>
-              <w:pStyle w:val="TableContents"/>
+              <w:pStyle w:val="Contenudetableau"/>
               <w:bidi w:val="0"/>
               <w:jc w:val="start"/>
               <w:rPr/>
@@ -3791,7 +3791,7 @@
           </w:tcPr>
           <w:p>
             <w:pPr>
-              <w:pStyle w:val="TableContents"/>
+              <w:pStyle w:val="Contenudetableau"/>
               <w:bidi w:val="0"/>
               <w:jc w:val="start"/>
               <w:rPr/>
@@ -3812,7 +3812,7 @@
           </w:tcPr>
           <w:p>
             <w:pPr>
-              <w:pStyle w:val="TableContents"/>
+              <w:pStyle w:val="Contenudetableau"/>
               <w:bidi w:val="0"/>
               <w:jc w:val="start"/>
               <w:rPr/>
@@ -3833,7 +3833,7 @@
           </w:tcPr>
           <w:p>
             <w:pPr>
-              <w:pStyle w:val="TableContents"/>
+              <w:pStyle w:val="Contenudetableau"/>
               <w:bidi w:val="0"/>
               <w:jc w:val="start"/>
               <w:rPr/>
@@ -3855,7 +3855,7 @@
           </w:tcPr>
           <w:p>
             <w:pPr>
-              <w:pStyle w:val="TableContents"/>
+              <w:pStyle w:val="Contenudetableau"/>
               <w:bidi w:val="0"/>
               <w:jc w:val="start"/>
               <w:rPr/>
@@ -3929,7 +3929,7 @@
           </w:tcPr>
           <w:p>
             <w:pPr>
-              <w:pStyle w:val="TableHeading"/>
+              <w:pStyle w:val="Titredetableau"/>
               <w:bidi w:val="0"/>
               <w:jc w:val="start"/>
               <w:rPr/>
@@ -3951,7 +3951,7 @@
           </w:tcPr>
           <w:p>
             <w:pPr>
-              <w:pStyle w:val="TableHeading"/>
+              <w:pStyle w:val="Titredetableau"/>
               <w:bidi w:val="0"/>
               <w:jc w:val="start"/>
               <w:rPr/>
@@ -3973,7 +3973,7 @@
           </w:tcPr>
           <w:p>
             <w:pPr>
-              <w:pStyle w:val="TableHeading"/>
+              <w:pStyle w:val="Titredetableau"/>
               <w:bidi w:val="0"/>
               <w:jc w:val="start"/>
               <w:rPr/>
@@ -3995,7 +3995,7 @@
           </w:tcPr>
           <w:p>
             <w:pPr>
-              <w:pStyle w:val="TableHeading"/>
+              <w:pStyle w:val="Titredetableau"/>
               <w:bidi w:val="0"/>
               <w:jc w:val="start"/>
               <w:rPr/>
@@ -4018,7 +4018,7 @@
           </w:tcPr>
           <w:p>
             <w:pPr>
-              <w:pStyle w:val="TableHeading"/>
+              <w:pStyle w:val="Titredetableau"/>
               <w:bidi w:val="0"/>
               <w:jc w:val="start"/>
               <w:rPr/>
@@ -4042,7 +4042,7 @@
           </w:tcPr>
           <w:p>
             <w:pPr>
-              <w:pStyle w:val="TableContents"/>
+              <w:pStyle w:val="Contenudetableau"/>
               <w:bidi w:val="0"/>
               <w:jc w:val="start"/>
               <w:rPr/>
@@ -4065,7 +4065,7 @@
           </w:tcPr>
           <w:p>
             <w:pPr>
-              <w:pStyle w:val="TableContents"/>
+              <w:pStyle w:val="Contenudetableau"/>
               <w:bidi w:val="0"/>
               <w:jc w:val="start"/>
               <w:rPr/>
@@ -4086,7 +4086,7 @@
           </w:tcPr>
           <w:p>
             <w:pPr>
-              <w:pStyle w:val="TableContents"/>
+              <w:pStyle w:val="Contenudetableau"/>
               <w:bidi w:val="0"/>
               <w:jc w:val="start"/>
               <w:rPr/>
@@ -4107,7 +4107,7 @@
           </w:tcPr>
           <w:p>
             <w:pPr>
-              <w:pStyle w:val="TableContents"/>
+              <w:pStyle w:val="Contenudetableau"/>
               <w:bidi w:val="0"/>
               <w:jc w:val="start"/>
               <w:rPr/>
@@ -4129,7 +4129,7 @@
           </w:tcPr>
           <w:p>
             <w:pPr>
-              <w:pStyle w:val="TableContents"/>
+              <w:pStyle w:val="Contenudetableau"/>
               <w:bidi w:val="0"/>
               <w:jc w:val="start"/>
               <w:rPr/>
@@ -4153,7 +4153,7 @@
           </w:tcPr>
           <w:p>
             <w:pPr>
-              <w:pStyle w:val="TableContents"/>
+              <w:pStyle w:val="Contenudetableau"/>
               <w:bidi w:val="0"/>
               <w:jc w:val="start"/>
               <w:rPr/>
@@ -4176,7 +4176,7 @@
           </w:tcPr>
           <w:p>
             <w:pPr>
-              <w:pStyle w:val="TableContents"/>
+              <w:pStyle w:val="Contenudetableau"/>
               <w:bidi w:val="0"/>
               <w:jc w:val="start"/>
               <w:rPr/>
@@ -4197,7 +4197,7 @@
           </w:tcPr>
           <w:p>
             <w:pPr>
-              <w:pStyle w:val="TableContents"/>
+              <w:pStyle w:val="Contenudetableau"/>
               <w:bidi w:val="0"/>
               <w:jc w:val="start"/>
               <w:rPr/>
@@ -4218,7 +4218,7 @@
           </w:tcPr>
           <w:p>
             <w:pPr>
-              <w:pStyle w:val="TableContents"/>
+              <w:pStyle w:val="Contenudetableau"/>
               <w:bidi w:val="0"/>
               <w:jc w:val="start"/>
               <w:rPr/>
@@ -4240,7 +4240,7 @@
           </w:tcPr>
           <w:p>
             <w:pPr>
-              <w:pStyle w:val="TableContents"/>
+              <w:pStyle w:val="Contenudetableau"/>
               <w:bidi w:val="0"/>
               <w:jc w:val="start"/>
               <w:rPr/>
@@ -4264,7 +4264,7 @@
           </w:tcPr>
           <w:p>
             <w:pPr>
-              <w:pStyle w:val="TableContents"/>
+              <w:pStyle w:val="Contenudetableau"/>
               <w:bidi w:val="0"/>
               <w:jc w:val="start"/>
               <w:rPr/>
@@ -4287,7 +4287,7 @@
           </w:tcPr>
           <w:p>
             <w:pPr>
-              <w:pStyle w:val="TableContents"/>
+              <w:pStyle w:val="Contenudetableau"/>
               <w:bidi w:val="0"/>
               <w:jc w:val="start"/>
               <w:rPr/>
@@ -4308,7 +4308,7 @@
           </w:tcPr>
           <w:p>
             <w:pPr>
-              <w:pStyle w:val="TableContents"/>
+              <w:pStyle w:val="Contenudetableau"/>
               <w:bidi w:val="0"/>
               <w:jc w:val="start"/>
               <w:rPr/>
@@ -4329,7 +4329,7 @@
           </w:tcPr>
           <w:p>
             <w:pPr>
-              <w:pStyle w:val="TableContents"/>
+              <w:pStyle w:val="Contenudetableau"/>
               <w:bidi w:val="0"/>
               <w:jc w:val="start"/>
               <w:rPr/>
@@ -4351,7 +4351,7 @@
           </w:tcPr>
           <w:p>
             <w:pPr>
-              <w:pStyle w:val="TableContents"/>
+              <w:pStyle w:val="Contenudetableau"/>
               <w:bidi w:val="0"/>
               <w:jc w:val="start"/>
               <w:rPr/>
@@ -4375,7 +4375,7 @@
           </w:tcPr>
           <w:p>
             <w:pPr>
-              <w:pStyle w:val="TableContents"/>
+              <w:pStyle w:val="Contenudetableau"/>
               <w:bidi w:val="0"/>
               <w:jc w:val="start"/>
               <w:rPr/>
@@ -4398,7 +4398,7 @@
           </w:tcPr>
           <w:p>
             <w:pPr>
-              <w:pStyle w:val="TableContents"/>
+              <w:pStyle w:val="Contenudetableau"/>
               <w:bidi w:val="0"/>
               <w:jc w:val="start"/>
               <w:rPr/>
@@ -4419,7 +4419,7 @@
           </w:tcPr>
           <w:p>
             <w:pPr>
-              <w:pStyle w:val="TableContents"/>
+              <w:pStyle w:val="Contenudetableau"/>
               <w:bidi w:val="0"/>
               <w:jc w:val="start"/>
               <w:rPr/>
@@ -4440,7 +4440,7 @@
           </w:tcPr>
           <w:p>
             <w:pPr>
-              <w:pStyle w:val="TableContents"/>
+              <w:pStyle w:val="Contenudetableau"/>
               <w:bidi w:val="0"/>
               <w:jc w:val="start"/>
               <w:rPr/>
@@ -4462,7 +4462,7 @@
           </w:tcPr>
           <w:p>
             <w:pPr>
-              <w:pStyle w:val="TableContents"/>
+              <w:pStyle w:val="Contenudetableau"/>
               <w:bidi w:val="0"/>
               <w:jc w:val="start"/>
               <w:rPr/>
@@ -4540,7 +4540,7 @@
           </w:tcPr>
           <w:p>
             <w:pPr>
-              <w:pStyle w:val="TableHeading"/>
+              <w:pStyle w:val="Titredetableau"/>
               <w:bidi w:val="0"/>
               <w:jc w:val="start"/>
               <w:rPr/>
@@ -4562,7 +4562,7 @@
           </w:tcPr>
           <w:p>
             <w:pPr>
-              <w:pStyle w:val="TableHeading"/>
+              <w:pStyle w:val="Titredetableau"/>
               <w:bidi w:val="0"/>
               <w:jc w:val="start"/>
               <w:rPr/>
@@ -4584,7 +4584,7 @@
           </w:tcPr>
           <w:p>
             <w:pPr>
-              <w:pStyle w:val="TableHeading"/>
+              <w:pStyle w:val="Titredetableau"/>
               <w:bidi w:val="0"/>
               <w:jc w:val="start"/>
               <w:rPr/>
@@ -4606,7 +4606,7 @@
           </w:tcPr>
           <w:p>
             <w:pPr>
-              <w:pStyle w:val="TableHeading"/>
+              <w:pStyle w:val="Titredetableau"/>
               <w:bidi w:val="0"/>
               <w:jc w:val="start"/>
               <w:rPr/>
@@ -4629,7 +4629,7 @@
           </w:tcPr>
           <w:p>
             <w:pPr>
-              <w:pStyle w:val="TableHeading"/>
+              <w:pStyle w:val="Titredetableau"/>
               <w:bidi w:val="0"/>
               <w:jc w:val="start"/>
               <w:rPr/>
@@ -4653,7 +4653,7 @@
           </w:tcPr>
           <w:p>
             <w:pPr>
-              <w:pStyle w:val="TableContents"/>
+              <w:pStyle w:val="Contenudetableau"/>
               <w:bidi w:val="0"/>
               <w:jc w:val="start"/>
               <w:rPr/>
@@ -4676,7 +4676,7 @@
           </w:tcPr>
           <w:p>
             <w:pPr>
-              <w:pStyle w:val="TableContents"/>
+              <w:pStyle w:val="Contenudetableau"/>
               <w:bidi w:val="0"/>
               <w:jc w:val="start"/>
               <w:rPr/>
@@ -4697,7 +4697,7 @@
           </w:tcPr>
           <w:p>
             <w:pPr>
-              <w:pStyle w:val="TableContents"/>
+              <w:pStyle w:val="Contenudetableau"/>
               <w:bidi w:val="0"/>
               <w:jc w:val="start"/>
               <w:rPr/>
@@ -4718,7 +4718,7 @@
           </w:tcPr>
           <w:p>
             <w:pPr>
-              <w:pStyle w:val="TableContents"/>
+              <w:pStyle w:val="Contenudetableau"/>
               <w:bidi w:val="0"/>
               <w:jc w:val="start"/>
               <w:rPr/>
@@ -4740,7 +4740,7 @@
           </w:tcPr>
           <w:p>
             <w:pPr>
-              <w:pStyle w:val="TableContents"/>
+              <w:pStyle w:val="Contenudetableau"/>
               <w:bidi w:val="0"/>
               <w:jc w:val="start"/>
               <w:rPr/>
@@ -4764,7 +4764,7 @@
           </w:tcPr>
           <w:p>
             <w:pPr>
-              <w:pStyle w:val="TableContents"/>
+              <w:pStyle w:val="Contenudetableau"/>
               <w:bidi w:val="0"/>
               <w:jc w:val="start"/>
               <w:rPr/>
@@ -4787,7 +4787,7 @@
           </w:tcPr>
           <w:p>
             <w:pPr>
-              <w:pStyle w:val="TableContents"/>
+              <w:pStyle w:val="Contenudetableau"/>
               <w:bidi w:val="0"/>
               <w:jc w:val="start"/>
               <w:rPr/>
@@ -4808,7 +4808,7 @@
           </w:tcPr>
           <w:p>
             <w:pPr>
-              <w:pStyle w:val="TableContents"/>
+              <w:pStyle w:val="Contenudetableau"/>
               <w:bidi w:val="0"/>
               <w:jc w:val="start"/>
               <w:rPr/>
@@ -4829,7 +4829,7 @@
           </w:tcPr>
           <w:p>
             <w:pPr>
-              <w:pStyle w:val="TableContents"/>
+              <w:pStyle w:val="Contenudetableau"/>
               <w:bidi w:val="0"/>
               <w:jc w:val="start"/>
               <w:rPr/>
@@ -4851,7 +4851,7 @@
           </w:tcPr>
           <w:p>
             <w:pPr>
-              <w:pStyle w:val="TableContents"/>
+              <w:pStyle w:val="Contenudetableau"/>
               <w:bidi w:val="0"/>
               <w:jc w:val="start"/>
               <w:rPr/>
@@ -4875,7 +4875,7 @@
           </w:tcPr>
           <w:p>
             <w:pPr>
-              <w:pStyle w:val="TableContents"/>
+              <w:pStyle w:val="Contenudetableau"/>
               <w:bidi w:val="0"/>
               <w:jc w:val="start"/>
               <w:rPr/>
@@ -4898,7 +4898,7 @@
           </w:tcPr>
           <w:p>
             <w:pPr>
-              <w:pStyle w:val="TableContents"/>
+              <w:pStyle w:val="Contenudetableau"/>
               <w:bidi w:val="0"/>
               <w:jc w:val="start"/>
               <w:rPr/>
@@ -4919,7 +4919,7 @@
           </w:tcPr>
           <w:p>
             <w:pPr>
-              <w:pStyle w:val="TableContents"/>
+              <w:pStyle w:val="Contenudetableau"/>
               <w:bidi w:val="0"/>
               <w:jc w:val="start"/>
               <w:rPr/>
@@ -4940,7 +4940,7 @@
           </w:tcPr>
           <w:p>
             <w:pPr>
-              <w:pStyle w:val="TableContents"/>
+              <w:pStyle w:val="Contenudetableau"/>
               <w:bidi w:val="0"/>
               <w:jc w:val="start"/>
               <w:rPr/>
@@ -4962,7 +4962,7 @@
           </w:tcPr>
           <w:p>
             <w:pPr>
-              <w:pStyle w:val="TableContents"/>
+              <w:pStyle w:val="Contenudetableau"/>
               <w:bidi w:val="0"/>
               <w:jc w:val="start"/>
               <w:rPr/>
@@ -4986,7 +4986,7 @@
           </w:tcPr>
           <w:p>
             <w:pPr>
-              <w:pStyle w:val="TableContents"/>
+              <w:pStyle w:val="Contenudetableau"/>
               <w:bidi w:val="0"/>
               <w:jc w:val="start"/>
               <w:rPr/>
@@ -5009,7 +5009,7 @@
           </w:tcPr>
           <w:p>
             <w:pPr>
-              <w:pStyle w:val="TableContents"/>
+              <w:pStyle w:val="Contenudetableau"/>
               <w:bidi w:val="0"/>
               <w:jc w:val="start"/>
               <w:rPr/>
@@ -5030,7 +5030,7 @@
           </w:tcPr>
           <w:p>
             <w:pPr>
-              <w:pStyle w:val="TableContents"/>
+              <w:pStyle w:val="Contenudetableau"/>
               <w:bidi w:val="0"/>
               <w:jc w:val="start"/>
               <w:rPr/>
@@ -5051,7 +5051,7 @@
           </w:tcPr>
           <w:p>
             <w:pPr>
-              <w:pStyle w:val="TableContents"/>
+              <w:pStyle w:val="Contenudetableau"/>
               <w:bidi w:val="0"/>
               <w:jc w:val="start"/>
               <w:rPr/>
@@ -5073,7 +5073,7 @@
           </w:tcPr>
           <w:p>
             <w:pPr>
-              <w:pStyle w:val="TableContents"/>
+              <w:pStyle w:val="Contenudetableau"/>
               <w:bidi w:val="0"/>
               <w:jc w:val="start"/>
               <w:rPr/>
@@ -5097,7 +5097,7 @@
           </w:tcPr>
           <w:p>
             <w:pPr>
-              <w:pStyle w:val="TableContents"/>
+              <w:pStyle w:val="Contenudetableau"/>
               <w:bidi w:val="0"/>
               <w:jc w:val="start"/>
               <w:rPr/>
@@ -5120,7 +5120,7 @@
           </w:tcPr>
           <w:p>
             <w:pPr>
-              <w:pStyle w:val="TableContents"/>
+              <w:pStyle w:val="Contenudetableau"/>
               <w:bidi w:val="0"/>
               <w:jc w:val="start"/>
               <w:rPr/>
@@ -5141,7 +5141,7 @@
           </w:tcPr>
           <w:p>
             <w:pPr>
-              <w:pStyle w:val="TableContents"/>
+              <w:pStyle w:val="Contenudetableau"/>
               <w:bidi w:val="0"/>
               <w:jc w:val="start"/>
               <w:rPr/>
@@ -5162,7 +5162,7 @@
           </w:tcPr>
           <w:p>
             <w:pPr>
-              <w:pStyle w:val="TableContents"/>
+              <w:pStyle w:val="Contenudetableau"/>
               <w:bidi w:val="0"/>
               <w:jc w:val="start"/>
               <w:rPr/>
@@ -5184,7 +5184,7 @@
           </w:tcPr>
           <w:p>
             <w:pPr>
-              <w:pStyle w:val="TableContents"/>
+              <w:pStyle w:val="Contenudetableau"/>
               <w:bidi w:val="0"/>
               <w:jc w:val="start"/>
               <w:rPr/>
@@ -5256,7 +5256,7 @@
           </w:tcPr>
           <w:p>
             <w:pPr>
-              <w:pStyle w:val="TableHeading"/>
+              <w:pStyle w:val="Titredetableau"/>
               <w:bidi w:val="0"/>
               <w:jc w:val="start"/>
               <w:rPr/>
@@ -5278,7 +5278,7 @@
           </w:tcPr>
           <w:p>
             <w:pPr>
-              <w:pStyle w:val="TableHeading"/>
+              <w:pStyle w:val="Titredetableau"/>
               <w:bidi w:val="0"/>
               <w:jc w:val="start"/>
               <w:rPr/>
@@ -5300,7 +5300,7 @@
           </w:tcPr>
           <w:p>
             <w:pPr>
-              <w:pStyle w:val="TableHeading"/>
+              <w:pStyle w:val="Titredetableau"/>
               <w:bidi w:val="0"/>
               <w:jc w:val="start"/>
               <w:rPr/>
@@ -5322,7 +5322,7 @@
           </w:tcPr>
           <w:p>
             <w:pPr>
-              <w:pStyle w:val="TableHeading"/>
+              <w:pStyle w:val="Titredetableau"/>
               <w:bidi w:val="0"/>
               <w:jc w:val="start"/>
               <w:rPr/>
@@ -5345,7 +5345,7 @@
           </w:tcPr>
           <w:p>
             <w:pPr>
-              <w:pStyle w:val="TableHeading"/>
+              <w:pStyle w:val="Titredetableau"/>
               <w:bidi w:val="0"/>
               <w:jc w:val="start"/>
               <w:rPr/>
@@ -5369,7 +5369,7 @@
           </w:tcPr>
           <w:p>
             <w:pPr>
-              <w:pStyle w:val="TableContents"/>
+              <w:pStyle w:val="Contenudetableau"/>
               <w:bidi w:val="0"/>
               <w:jc w:val="start"/>
               <w:rPr/>
@@ -5392,7 +5392,7 @@
           </w:tcPr>
           <w:p>
             <w:pPr>
-              <w:pStyle w:val="TableContents"/>
+              <w:pStyle w:val="Contenudetableau"/>
               <w:bidi w:val="0"/>
               <w:jc w:val="start"/>
               <w:rPr/>
@@ -5413,7 +5413,7 @@
           </w:tcPr>
           <w:p>
             <w:pPr>
-              <w:pStyle w:val="TableContents"/>
+              <w:pStyle w:val="Contenudetableau"/>
               <w:bidi w:val="0"/>
               <w:jc w:val="start"/>
               <w:rPr/>
@@ -5434,7 +5434,7 @@
           </w:tcPr>
           <w:p>
             <w:pPr>
-              <w:pStyle w:val="TableContents"/>
+              <w:pStyle w:val="Contenudetableau"/>
               <w:bidi w:val="0"/>
               <w:jc w:val="start"/>
               <w:rPr/>
@@ -5456,7 +5456,7 @@
           </w:tcPr>
           <w:p>
             <w:pPr>
-              <w:pStyle w:val="TableContents"/>
+              <w:pStyle w:val="Contenudetableau"/>
               <w:bidi w:val="0"/>
               <w:jc w:val="start"/>
               <w:rPr/>
@@ -5480,7 +5480,7 @@
           </w:tcPr>
           <w:p>
             <w:pPr>
-              <w:pStyle w:val="TableContents"/>
+              <w:pStyle w:val="Contenudetableau"/>
               <w:bidi w:val="0"/>
               <w:jc w:val="start"/>
               <w:rPr/>
@@ -5503,7 +5503,7 @@
           </w:tcPr>
           <w:p>
             <w:pPr>
-              <w:pStyle w:val="TableContents"/>
+              <w:pStyle w:val="Contenudetableau"/>
               <w:bidi w:val="0"/>
               <w:jc w:val="start"/>
               <w:rPr/>
@@ -5524,7 +5524,7 @@
           </w:tcPr>
           <w:p>
             <w:pPr>
-              <w:pStyle w:val="TableContents"/>
+              <w:pStyle w:val="Contenudetableau"/>
               <w:bidi w:val="0"/>
               <w:jc w:val="start"/>
               <w:rPr/>
@@ -5545,7 +5545,7 @@
           </w:tcPr>
           <w:p>
             <w:pPr>
-              <w:pStyle w:val="TableContents"/>
+              <w:pStyle w:val="Contenudetableau"/>
               <w:bidi w:val="0"/>
               <w:jc w:val="start"/>
               <w:rPr/>
@@ -5567,7 +5567,7 @@
           </w:tcPr>
           <w:p>
             <w:pPr>
-              <w:pStyle w:val="TableContents"/>
+              <w:pStyle w:val="Contenudetableau"/>
               <w:bidi w:val="0"/>
               <w:jc w:val="start"/>
               <w:rPr/>
@@ -5591,7 +5591,7 @@
           </w:tcPr>
           <w:p>
             <w:pPr>
-              <w:pStyle w:val="TableContents"/>
+              <w:pStyle w:val="Contenudetableau"/>
               <w:bidi w:val="0"/>
               <w:jc w:val="start"/>
               <w:rPr/>
@@ -5614,7 +5614,7 @@
           </w:tcPr>
           <w:p>
             <w:pPr>
-              <w:pStyle w:val="TableContents"/>
+              <w:pStyle w:val="Contenudetableau"/>
               <w:bidi w:val="0"/>
               <w:jc w:val="start"/>
               <w:rPr/>
@@ -5635,7 +5635,7 @@
           </w:tcPr>
           <w:p>
             <w:pPr>
-              <w:pStyle w:val="TableContents"/>
+              <w:pStyle w:val="Contenudetableau"/>
               <w:bidi w:val="0"/>
               <w:jc w:val="start"/>
               <w:rPr/>
@@ -5656,7 +5656,7 @@
           </w:tcPr>
           <w:p>
             <w:pPr>
-              <w:pStyle w:val="TableContents"/>
+              <w:pStyle w:val="Contenudetableau"/>
               <w:bidi w:val="0"/>
               <w:jc w:val="start"/>
               <w:rPr/>
@@ -5678,7 +5678,7 @@
           </w:tcPr>
           <w:p>
             <w:pPr>
-              <w:pStyle w:val="TableContents"/>
+              <w:pStyle w:val="Contenudetableau"/>
               <w:bidi w:val="0"/>
               <w:jc w:val="start"/>
               <w:rPr/>
@@ -5702,7 +5702,7 @@
           </w:tcPr>
           <w:p>
             <w:pPr>
-              <w:pStyle w:val="TableContents"/>
+              <w:pStyle w:val="Contenudetableau"/>
               <w:bidi w:val="0"/>
               <w:jc w:val="start"/>
               <w:rPr/>
@@ -5725,7 +5725,7 @@
           </w:tcPr>
           <w:p>
             <w:pPr>
-              <w:pStyle w:val="TableContents"/>
+              <w:pStyle w:val="Contenudetableau"/>
               <w:bidi w:val="0"/>
               <w:jc w:val="start"/>
               <w:rPr/>
@@ -5746,7 +5746,7 @@
           </w:tcPr>
           <w:p>
             <w:pPr>
-              <w:pStyle w:val="TableContents"/>
+              <w:pStyle w:val="Contenudetableau"/>
               <w:bidi w:val="0"/>
               <w:jc w:val="start"/>
               <w:rPr/>
@@ -5767,7 +5767,7 @@
           </w:tcPr>
           <w:p>
             <w:pPr>
-              <w:pStyle w:val="TableContents"/>
+              <w:pStyle w:val="Contenudetableau"/>
               <w:bidi w:val="0"/>
               <w:jc w:val="start"/>
               <w:rPr/>
@@ -5789,7 +5789,7 @@
           </w:tcPr>
           <w:p>
             <w:pPr>
-              <w:pStyle w:val="TableContents"/>
+              <w:pStyle w:val="Contenudetableau"/>
               <w:bidi w:val="0"/>
               <w:jc w:val="start"/>
               <w:rPr/>
@@ -5813,7 +5813,7 @@
           </w:tcPr>
           <w:p>
             <w:pPr>
-              <w:pStyle w:val="TableContents"/>
+              <w:pStyle w:val="Contenudetableau"/>
               <w:bidi w:val="0"/>
               <w:jc w:val="start"/>
               <w:rPr/>
@@ -5836,7 +5836,7 @@
           </w:tcPr>
           <w:p>
             <w:pPr>
-              <w:pStyle w:val="TableContents"/>
+              <w:pStyle w:val="Contenudetableau"/>
               <w:bidi w:val="0"/>
               <w:jc w:val="start"/>
               <w:rPr/>
@@ -5857,7 +5857,7 @@
           </w:tcPr>
           <w:p>
             <w:pPr>
-              <w:pStyle w:val="TableContents"/>
+              <w:pStyle w:val="Contenudetableau"/>
               <w:bidi w:val="0"/>
               <w:jc w:val="start"/>
               <w:rPr/>
@@ -5878,7 +5878,7 @@
           </w:tcPr>
           <w:p>
             <w:pPr>
-              <w:pStyle w:val="TableContents"/>
+              <w:pStyle w:val="Contenudetableau"/>
               <w:bidi w:val="0"/>
               <w:jc w:val="start"/>
               <w:rPr/>
@@ -5900,7 +5900,7 @@
           </w:tcPr>
           <w:p>
             <w:pPr>
-              <w:pStyle w:val="TableContents"/>
+              <w:pStyle w:val="Contenudetableau"/>
               <w:bidi w:val="0"/>
               <w:jc w:val="start"/>
               <w:rPr/>
@@ -5924,7 +5924,7 @@
           </w:tcPr>
           <w:p>
             <w:pPr>
-              <w:pStyle w:val="TableContents"/>
+              <w:pStyle w:val="Contenudetableau"/>
               <w:bidi w:val="0"/>
               <w:jc w:val="start"/>
               <w:rPr/>
@@ -5947,7 +5947,7 @@
           </w:tcPr>
           <w:p>
             <w:pPr>
-              <w:pStyle w:val="TableContents"/>
+              <w:pStyle w:val="Contenudetableau"/>
               <w:bidi w:val="0"/>
               <w:jc w:val="start"/>
               <w:rPr/>
@@ -5968,7 +5968,7 @@
           </w:tcPr>
           <w:p>
             <w:pPr>
-              <w:pStyle w:val="TableContents"/>
+              <w:pStyle w:val="Contenudetableau"/>
               <w:bidi w:val="0"/>
               <w:jc w:val="start"/>
               <w:rPr/>
@@ -5989,7 +5989,7 @@
           </w:tcPr>
           <w:p>
             <w:pPr>
-              <w:pStyle w:val="TableContents"/>
+              <w:pStyle w:val="Contenudetableau"/>
               <w:bidi w:val="0"/>
               <w:jc w:val="start"/>
               <w:rPr/>
@@ -6011,7 +6011,7 @@
           </w:tcPr>
           <w:p>
             <w:pPr>
-              <w:pStyle w:val="TableContents"/>
+              <w:pStyle w:val="Contenudetableau"/>
               <w:bidi w:val="0"/>
               <w:jc w:val="start"/>
               <w:rPr/>
@@ -6035,7 +6035,7 @@
           </w:tcPr>
           <w:p>
             <w:pPr>
-              <w:pStyle w:val="TableContents"/>
+              <w:pStyle w:val="Contenudetableau"/>
               <w:bidi w:val="0"/>
               <w:jc w:val="start"/>
               <w:rPr/>
@@ -6058,7 +6058,7 @@
           </w:tcPr>
           <w:p>
             <w:pPr>
-              <w:pStyle w:val="TableContents"/>
+              <w:pStyle w:val="Contenudetableau"/>
               <w:bidi w:val="0"/>
               <w:jc w:val="start"/>
               <w:rPr/>
@@ -6079,7 +6079,7 @@
           </w:tcPr>
           <w:p>
             <w:pPr>
-              <w:pStyle w:val="TableContents"/>
+              <w:pStyle w:val="Contenudetableau"/>
               <w:bidi w:val="0"/>
               <w:jc w:val="start"/>
               <w:rPr/>
@@ -6100,7 +6100,7 @@
           </w:tcPr>
           <w:p>
             <w:pPr>
-              <w:pStyle w:val="TableContents"/>
+              <w:pStyle w:val="Contenudetableau"/>
               <w:bidi w:val="0"/>
               <w:jc w:val="start"/>
               <w:rPr/>
@@ -6122,7 +6122,7 @@
           </w:tcPr>
           <w:p>
             <w:pPr>
-              <w:pStyle w:val="TableContents"/>
+              <w:pStyle w:val="Contenudetableau"/>
               <w:bidi w:val="0"/>
               <w:jc w:val="start"/>
               <w:rPr/>
@@ -6146,7 +6146,7 @@
           </w:tcPr>
           <w:p>
             <w:pPr>
-              <w:pStyle w:val="TableContents"/>
+              <w:pStyle w:val="Contenudetableau"/>
               <w:bidi w:val="0"/>
               <w:jc w:val="start"/>
               <w:rPr/>
@@ -6169,7 +6169,7 @@
           </w:tcPr>
           <w:p>
             <w:pPr>
-              <w:pStyle w:val="TableContents"/>
+              <w:pStyle w:val="Contenudetableau"/>
               <w:bidi w:val="0"/>
               <w:jc w:val="start"/>
               <w:rPr/>
@@ -6190,7 +6190,7 @@
           </w:tcPr>
           <w:p>
             <w:pPr>
-              <w:pStyle w:val="TableContents"/>
+              <w:pStyle w:val="Contenudetableau"/>
               <w:bidi w:val="0"/>
               <w:jc w:val="start"/>
               <w:rPr/>
@@ -6211,7 +6211,7 @@
           </w:tcPr>
           <w:p>
             <w:pPr>
-              <w:pStyle w:val="TableContents"/>
+              <w:pStyle w:val="Contenudetableau"/>
               <w:bidi w:val="0"/>
               <w:jc w:val="start"/>
               <w:rPr/>
@@ -6233,7 +6233,7 @@
           </w:tcPr>
           <w:p>
             <w:pPr>
-              <w:pStyle w:val="TableContents"/>
+              <w:pStyle w:val="Contenudetableau"/>
               <w:bidi w:val="0"/>
               <w:jc w:val="start"/>
               <w:rPr/>
@@ -6257,7 +6257,7 @@
           </w:tcPr>
           <w:p>
             <w:pPr>
-              <w:pStyle w:val="TableContents"/>
+              <w:pStyle w:val="Contenudetableau"/>
               <w:bidi w:val="0"/>
               <w:jc w:val="start"/>
               <w:rPr/>
@@ -6280,7 +6280,7 @@
           </w:tcPr>
           <w:p>
             <w:pPr>
-              <w:pStyle w:val="TableContents"/>
+              <w:pStyle w:val="Contenudetableau"/>
               <w:bidi w:val="0"/>
               <w:jc w:val="start"/>
               <w:rPr/>
@@ -6301,7 +6301,7 @@
           </w:tcPr>
           <w:p>
             <w:pPr>
-              <w:pStyle w:val="TableContents"/>
+              <w:pStyle w:val="Contenudetableau"/>
               <w:bidi w:val="0"/>
               <w:jc w:val="start"/>
               <w:rPr/>
@@ -6322,7 +6322,7 @@
           </w:tcPr>
           <w:p>
             <w:pPr>
-              <w:pStyle w:val="TableContents"/>
+              <w:pStyle w:val="Contenudetableau"/>
               <w:bidi w:val="0"/>
               <w:jc w:val="start"/>
               <w:rPr/>
@@ -6344,7 +6344,7 @@
           </w:tcPr>
           <w:p>
             <w:pPr>
-              <w:pStyle w:val="TableContents"/>
+              <w:pStyle w:val="Contenudetableau"/>
               <w:bidi w:val="0"/>
               <w:jc w:val="start"/>
               <w:rPr/>
@@ -6368,7 +6368,7 @@
           </w:tcPr>
           <w:p>
             <w:pPr>
-              <w:pStyle w:val="TableContents"/>
+              <w:pStyle w:val="Contenudetableau"/>
               <w:bidi w:val="0"/>
               <w:jc w:val="start"/>
               <w:rPr/>
@@ -6391,7 +6391,7 @@
           </w:tcPr>
           <w:p>
             <w:pPr>
-              <w:pStyle w:val="TableContents"/>
+              <w:pStyle w:val="Contenudetableau"/>
               <w:bidi w:val="0"/>
               <w:jc w:val="start"/>
               <w:rPr/>
@@ -6412,7 +6412,7 @@
           </w:tcPr>
           <w:p>
             <w:pPr>
-              <w:pStyle w:val="TableContents"/>
+              <w:pStyle w:val="Contenudetableau"/>
               <w:bidi w:val="0"/>
               <w:jc w:val="start"/>
               <w:rPr/>
@@ -6433,7 +6433,7 @@
           </w:tcPr>
           <w:p>
             <w:pPr>
-              <w:pStyle w:val="TableContents"/>
+              <w:pStyle w:val="Contenudetableau"/>
               <w:bidi w:val="0"/>
               <w:jc w:val="start"/>
               <w:rPr/>
@@ -6455,7 +6455,7 @@
           </w:tcPr>
           <w:p>
             <w:pPr>
-              <w:pStyle w:val="TableContents"/>
+              <w:pStyle w:val="Contenudetableau"/>
               <w:bidi w:val="0"/>
               <w:jc w:val="start"/>
               <w:rPr/>
@@ -6527,7 +6527,7 @@
           </w:tcPr>
           <w:p>
             <w:pPr>
-              <w:pStyle w:val="TableHeading"/>
+              <w:pStyle w:val="Titredetableau"/>
               <w:bidi w:val="0"/>
               <w:jc w:val="start"/>
               <w:rPr/>
@@ -6549,7 +6549,7 @@
           </w:tcPr>
           <w:p>
             <w:pPr>
-              <w:pStyle w:val="TableHeading"/>
+              <w:pStyle w:val="Titredetableau"/>
               <w:bidi w:val="0"/>
               <w:jc w:val="start"/>
               <w:rPr/>
@@ -6571,7 +6571,7 @@
           </w:tcPr>
           <w:p>
             <w:pPr>
-              <w:pStyle w:val="TableHeading"/>
+              <w:pStyle w:val="Titredetableau"/>
               <w:bidi w:val="0"/>
               <w:jc w:val="start"/>
               <w:rPr/>
@@ -6593,7 +6593,7 @@
           </w:tcPr>
           <w:p>
             <w:pPr>
-              <w:pStyle w:val="TableHeading"/>
+              <w:pStyle w:val="Titredetableau"/>
               <w:bidi w:val="0"/>
               <w:jc w:val="start"/>
               <w:rPr/>
@@ -6616,7 +6616,7 @@
           </w:tcPr>
           <w:p>
             <w:pPr>
-              <w:pStyle w:val="TableHeading"/>
+              <w:pStyle w:val="Titredetableau"/>
               <w:bidi w:val="0"/>
               <w:jc w:val="start"/>
               <w:rPr/>
@@ -6640,7 +6640,7 @@
           </w:tcPr>
           <w:p>
             <w:pPr>
-              <w:pStyle w:val="TableContents"/>
+              <w:pStyle w:val="Contenudetableau"/>
               <w:bidi w:val="0"/>
               <w:jc w:val="start"/>
               <w:rPr/>
@@ -6663,7 +6663,7 @@
           </w:tcPr>
           <w:p>
             <w:pPr>
-              <w:pStyle w:val="TableContents"/>
+              <w:pStyle w:val="Contenudetableau"/>
               <w:bidi w:val="0"/>
               <w:jc w:val="start"/>
               <w:rPr/>
@@ -6684,7 +6684,7 @@
           </w:tcPr>
           <w:p>
             <w:pPr>
-              <w:pStyle w:val="TableContents"/>
+              <w:pStyle w:val="Contenudetableau"/>
               <w:bidi w:val="0"/>
               <w:jc w:val="start"/>
               <w:rPr/>
@@ -6705,7 +6705,7 @@
           </w:tcPr>
           <w:p>
             <w:pPr>
-              <w:pStyle w:val="TableContents"/>
+              <w:pStyle w:val="Contenudetableau"/>
               <w:bidi w:val="0"/>
               <w:jc w:val="start"/>
               <w:rPr/>
@@ -6727,7 +6727,7 @@
           </w:tcPr>
           <w:p>
             <w:pPr>
-              <w:pStyle w:val="TableContents"/>
+              <w:pStyle w:val="Contenudetableau"/>
               <w:bidi w:val="0"/>
               <w:jc w:val="start"/>
               <w:rPr/>
@@ -6809,7 +6809,7 @@
           </w:tcPr>
           <w:p>
             <w:pPr>
-              <w:pStyle w:val="TableHeading"/>
+              <w:pStyle w:val="Titredetableau"/>
               <w:bidi w:val="0"/>
               <w:jc w:val="start"/>
               <w:rPr/>
@@ -6831,7 +6831,7 @@
           </w:tcPr>
           <w:p>
             <w:pPr>
-              <w:pStyle w:val="TableHeading"/>
+              <w:pStyle w:val="Titredetableau"/>
               <w:bidi w:val="0"/>
               <w:jc w:val="start"/>
               <w:rPr/>
@@ -6854,7 +6854,7 @@
           </w:tcPr>
           <w:p>
             <w:pPr>
-              <w:pStyle w:val="TableHeading"/>
+              <w:pStyle w:val="Titredetableau"/>
               <w:bidi w:val="0"/>
               <w:jc w:val="start"/>
               <w:rPr/>
@@ -6878,7 +6878,7 @@
           </w:tcPr>
           <w:p>
             <w:pPr>
-              <w:pStyle w:val="TableContents"/>
+              <w:pStyle w:val="Contenudetableau"/>
               <w:bidi w:val="0"/>
               <w:jc w:val="start"/>
               <w:rPr/>
@@ -6901,7 +6901,7 @@
           </w:tcPr>
           <w:p>
             <w:pPr>
-              <w:pStyle w:val="TableContents"/>
+              <w:pStyle w:val="Contenudetableau"/>
               <w:bidi w:val="0"/>
               <w:jc w:val="start"/>
               <w:rPr/>
@@ -6925,7 +6925,7 @@
           </w:tcPr>
           <w:p>
             <w:pPr>
-              <w:pStyle w:val="TableContents"/>
+              <w:pStyle w:val="Contenudetableau"/>
               <w:bidi w:val="0"/>
               <w:jc w:val="start"/>
               <w:rPr/>
@@ -6949,7 +6949,7 @@
           </w:tcPr>
           <w:p>
             <w:pPr>
-              <w:pStyle w:val="TableContents"/>
+              <w:pStyle w:val="Contenudetableau"/>
               <w:bidi w:val="0"/>
               <w:jc w:val="start"/>
               <w:rPr/>
@@ -6972,7 +6972,7 @@
           </w:tcPr>
           <w:p>
             <w:pPr>
-              <w:pStyle w:val="TableContents"/>
+              <w:pStyle w:val="Contenudetableau"/>
               <w:bidi w:val="0"/>
               <w:jc w:val="start"/>
               <w:rPr/>
@@ -6996,7 +6996,7 @@
           </w:tcPr>
           <w:p>
             <w:pPr>
-              <w:pStyle w:val="TableContents"/>
+              <w:pStyle w:val="Contenudetableau"/>
               <w:bidi w:val="0"/>
               <w:jc w:val="start"/>
               <w:rPr/>
@@ -7020,7 +7020,7 @@
           </w:tcPr>
           <w:p>
             <w:pPr>
-              <w:pStyle w:val="TableContents"/>
+              <w:pStyle w:val="Contenudetableau"/>
               <w:bidi w:val="0"/>
               <w:jc w:val="start"/>
               <w:rPr/>
@@ -7043,7 +7043,7 @@
           </w:tcPr>
           <w:p>
             <w:pPr>
-              <w:pStyle w:val="TableContents"/>
+              <w:pStyle w:val="Contenudetableau"/>
               <w:bidi w:val="0"/>
               <w:jc w:val="start"/>
               <w:rPr/>
@@ -7067,7 +7067,7 @@
           </w:tcPr>
           <w:p>
             <w:pPr>
-              <w:pStyle w:val="TableContents"/>
+              <w:pStyle w:val="Contenudetableau"/>
               <w:bidi w:val="0"/>
               <w:jc w:val="start"/>
               <w:rPr/>
@@ -7091,7 +7091,7 @@
           </w:tcPr>
           <w:p>
             <w:pPr>
-              <w:pStyle w:val="TableContents"/>
+              <w:pStyle w:val="Contenudetableau"/>
               <w:bidi w:val="0"/>
               <w:jc w:val="start"/>
               <w:rPr/>
@@ -7114,7 +7114,7 @@
           </w:tcPr>
           <w:p>
             <w:pPr>
-              <w:pStyle w:val="TableContents"/>
+              <w:pStyle w:val="Contenudetableau"/>
               <w:bidi w:val="0"/>
               <w:jc w:val="start"/>
               <w:rPr/>
@@ -7138,7 +7138,7 @@
           </w:tcPr>
           <w:p>
             <w:pPr>
-              <w:pStyle w:val="TableContents"/>
+              <w:pStyle w:val="Contenudetableau"/>
               <w:bidi w:val="0"/>
               <w:jc w:val="start"/>
               <w:rPr/>
@@ -7162,7 +7162,7 @@
           </w:tcPr>
           <w:p>
             <w:pPr>
-              <w:pStyle w:val="TableContents"/>
+              <w:pStyle w:val="Contenudetableau"/>
               <w:bidi w:val="0"/>
               <w:jc w:val="start"/>
               <w:rPr/>
@@ -7185,7 +7185,7 @@
           </w:tcPr>
           <w:p>
             <w:pPr>
-              <w:pStyle w:val="TableContents"/>
+              <w:pStyle w:val="Contenudetableau"/>
               <w:bidi w:val="0"/>
               <w:jc w:val="start"/>
               <w:rPr/>
@@ -7209,7 +7209,7 @@
           </w:tcPr>
           <w:p>
             <w:pPr>
-              <w:pStyle w:val="TableContents"/>
+              <w:pStyle w:val="Contenudetableau"/>
               <w:bidi w:val="0"/>
               <w:jc w:val="start"/>
               <w:rPr/>
@@ -7233,7 +7233,7 @@
           </w:tcPr>
           <w:p>
             <w:pPr>
-              <w:pStyle w:val="TableContents"/>
+              <w:pStyle w:val="Contenudetableau"/>
               <w:bidi w:val="0"/>
               <w:jc w:val="start"/>
               <w:rPr/>
@@ -7256,7 +7256,7 @@
           </w:tcPr>
           <w:p>
             <w:pPr>
-              <w:pStyle w:val="TableContents"/>
+              <w:pStyle w:val="Contenudetableau"/>
               <w:bidi w:val="0"/>
               <w:jc w:val="start"/>
               <w:rPr/>
@@ -7280,7 +7280,7 @@
           </w:tcPr>
           <w:p>
             <w:pPr>
-              <w:pStyle w:val="TableContents"/>
+              <w:pStyle w:val="Contenudetableau"/>
               <w:bidi w:val="0"/>
               <w:jc w:val="start"/>
               <w:rPr/>
@@ -7304,7 +7304,7 @@
           </w:tcPr>
           <w:p>
             <w:pPr>
-              <w:pStyle w:val="TableContents"/>
+              <w:pStyle w:val="Contenudetableau"/>
               <w:bidi w:val="0"/>
               <w:jc w:val="start"/>
               <w:rPr/>
@@ -7327,7 +7327,7 @@
           </w:tcPr>
           <w:p>
             <w:pPr>
-              <w:pStyle w:val="TableContents"/>
+              <w:pStyle w:val="Contenudetableau"/>
               <w:bidi w:val="0"/>
               <w:jc w:val="start"/>
               <w:rPr/>
@@ -7351,7 +7351,7 @@
           </w:tcPr>
           <w:p>
             <w:pPr>
-              <w:pStyle w:val="TableContents"/>
+              <w:pStyle w:val="Contenudetableau"/>
               <w:bidi w:val="0"/>
               <w:jc w:val="start"/>
               <w:rPr/>
@@ -7375,7 +7375,7 @@
           </w:tcPr>
           <w:p>
             <w:pPr>
-              <w:pStyle w:val="TableContents"/>
+              <w:pStyle w:val="Contenudetableau"/>
               <w:bidi w:val="0"/>
               <w:jc w:val="start"/>
               <w:rPr/>
@@ -7398,7 +7398,7 @@
           </w:tcPr>
           <w:p>
             <w:pPr>
-              <w:pStyle w:val="TableContents"/>
+              <w:pStyle w:val="Contenudetableau"/>
               <w:bidi w:val="0"/>
               <w:jc w:val="start"/>
               <w:rPr/>
@@ -7422,7 +7422,7 @@
           </w:tcPr>
           <w:p>
             <w:pPr>
-              <w:pStyle w:val="TableContents"/>
+              <w:pStyle w:val="Contenudetableau"/>
               <w:bidi w:val="0"/>
               <w:jc w:val="start"/>
               <w:rPr/>
@@ -7446,7 +7446,7 @@
           </w:tcPr>
           <w:p>
             <w:pPr>
-              <w:pStyle w:val="TableContents"/>
+              <w:pStyle w:val="Contenudetableau"/>
               <w:bidi w:val="0"/>
               <w:jc w:val="start"/>
               <w:rPr/>
@@ -7469,7 +7469,7 @@
           </w:tcPr>
           <w:p>
             <w:pPr>
-              <w:pStyle w:val="TableContents"/>
+              <w:pStyle w:val="Contenudetableau"/>
               <w:bidi w:val="0"/>
               <w:jc w:val="start"/>
               <w:rPr/>
@@ -7493,7 +7493,7 @@
           </w:tcPr>
           <w:p>
             <w:pPr>
-              <w:pStyle w:val="TableContents"/>
+              <w:pStyle w:val="Contenudetableau"/>
               <w:bidi w:val="0"/>
               <w:jc w:val="start"/>
               <w:rPr/>
@@ -7517,7 +7517,7 @@
           </w:tcPr>
           <w:p>
             <w:pPr>
-              <w:pStyle w:val="TableContents"/>
+              <w:pStyle w:val="Contenudetableau"/>
               <w:bidi w:val="0"/>
               <w:jc w:val="start"/>
               <w:rPr/>
@@ -7540,7 +7540,7 @@
           </w:tcPr>
           <w:p>
             <w:pPr>
-              <w:pStyle w:val="TableContents"/>
+              <w:pStyle w:val="Contenudetableau"/>
               <w:bidi w:val="0"/>
               <w:jc w:val="start"/>
               <w:rPr/>
@@ -7564,7 +7564,7 @@
           </w:tcPr>
           <w:p>
             <w:pPr>
-              <w:pStyle w:val="TableContents"/>
+              <w:pStyle w:val="Contenudetableau"/>
               <w:bidi w:val="0"/>
               <w:jc w:val="start"/>
               <w:rPr/>
@@ -7588,7 +7588,7 @@
           </w:tcPr>
           <w:p>
             <w:pPr>
-              <w:pStyle w:val="TableContents"/>
+              <w:pStyle w:val="Contenudetableau"/>
               <w:bidi w:val="0"/>
               <w:jc w:val="start"/>
               <w:rPr/>
@@ -7611,7 +7611,7 @@
           </w:tcPr>
           <w:p>
             <w:pPr>
-              <w:pStyle w:val="TableContents"/>
+              <w:pStyle w:val="Contenudetableau"/>
               <w:bidi w:val="0"/>
               <w:jc w:val="start"/>
               <w:rPr/>
@@ -7635,7 +7635,7 @@
           </w:tcPr>
           <w:p>
             <w:pPr>
-              <w:pStyle w:val="TableContents"/>
+              <w:pStyle w:val="Contenudetableau"/>
               <w:bidi w:val="0"/>
               <w:jc w:val="start"/>
               <w:rPr/>
@@ -7659,7 +7659,7 @@
           </w:tcPr>
           <w:p>
             <w:pPr>
-              <w:pStyle w:val="TableContents"/>
+              <w:pStyle w:val="Contenudetableau"/>
               <w:bidi w:val="0"/>
               <w:jc w:val="start"/>
               <w:rPr/>
@@ -7682,7 +7682,7 @@
           </w:tcPr>
           <w:p>
             <w:pPr>
-              <w:pStyle w:val="TableContents"/>
+              <w:pStyle w:val="Contenudetableau"/>
               <w:bidi w:val="0"/>
               <w:jc w:val="start"/>
               <w:rPr/>
@@ -7706,7 +7706,7 @@
           </w:tcPr>
           <w:p>
             <w:pPr>
-              <w:pStyle w:val="TableContents"/>
+              <w:pStyle w:val="Contenudetableau"/>
               <w:bidi w:val="0"/>
               <w:jc w:val="start"/>
               <w:rPr/>
@@ -8399,7 +8399,7 @@
           </w:tcPr>
           <w:p>
             <w:pPr>
-              <w:pStyle w:val="TableHeading"/>
+              <w:pStyle w:val="Titredetableau"/>
               <w:bidi w:val="0"/>
               <w:jc w:val="start"/>
               <w:rPr/>
@@ -8422,7 +8422,7 @@
           </w:tcPr>
           <w:p>
             <w:pPr>
-              <w:pStyle w:val="TableHeading"/>
+              <w:pStyle w:val="Titredetableau"/>
               <w:bidi w:val="0"/>
               <w:jc w:val="start"/>
               <w:rPr/>
@@ -8446,7 +8446,7 @@
           </w:tcPr>
           <w:p>
             <w:pPr>
-              <w:pStyle w:val="TableContents"/>
+              <w:pStyle w:val="Contenudetableau"/>
               <w:bidi w:val="0"/>
               <w:jc w:val="start"/>
               <w:rPr/>
@@ -8468,7 +8468,7 @@
           </w:tcPr>
           <w:p>
             <w:pPr>
-              <w:pStyle w:val="TableContents"/>
+              <w:pStyle w:val="Contenudetableau"/>
               <w:bidi w:val="0"/>
               <w:jc w:val="start"/>
               <w:rPr/>
@@ -8514,7 +8514,7 @@
           </w:tcPr>
           <w:p>
             <w:pPr>
-              <w:pStyle w:val="TableContents"/>
+              <w:pStyle w:val="Contenudetableau"/>
               <w:bidi w:val="0"/>
               <w:jc w:val="start"/>
               <w:rPr/>
@@ -8536,7 +8536,7 @@
           </w:tcPr>
           <w:p>
             <w:pPr>
-              <w:pStyle w:val="TableContents"/>
+              <w:pStyle w:val="Contenudetableau"/>
               <w:bidi w:val="0"/>
               <w:jc w:val="start"/>
               <w:rPr/>
@@ -8572,7 +8572,7 @@
           </w:tcPr>
           <w:p>
             <w:pPr>
-              <w:pStyle w:val="TableContents"/>
+              <w:pStyle w:val="Contenudetableau"/>
               <w:bidi w:val="0"/>
               <w:jc w:val="start"/>
               <w:rPr/>
@@ -8594,7 +8594,7 @@
           </w:tcPr>
           <w:p>
             <w:pPr>
-              <w:pStyle w:val="TableContents"/>
+              <w:pStyle w:val="Contenudetableau"/>
               <w:bidi w:val="0"/>
               <w:jc w:val="start"/>
               <w:rPr/>
@@ -8630,7 +8630,7 @@
           </w:tcPr>
           <w:p>
             <w:pPr>
-              <w:pStyle w:val="TableContents"/>
+              <w:pStyle w:val="Contenudetableau"/>
               <w:bidi w:val="0"/>
               <w:jc w:val="start"/>
               <w:rPr/>
@@ -8652,7 +8652,7 @@
           </w:tcPr>
           <w:p>
             <w:pPr>
-              <w:pStyle w:val="TableContents"/>
+              <w:pStyle w:val="Contenudetableau"/>
               <w:bidi w:val="0"/>
               <w:jc w:val="start"/>
               <w:rPr/>
@@ -8678,7 +8678,7 @@
           </w:tcPr>
           <w:p>
             <w:pPr>
-              <w:pStyle w:val="TableContents"/>
+              <w:pStyle w:val="Contenudetableau"/>
               <w:bidi w:val="0"/>
               <w:jc w:val="start"/>
               <w:rPr/>
@@ -8700,7 +8700,7 @@
           </w:tcPr>
           <w:p>
             <w:pPr>
-              <w:pStyle w:val="TableContents"/>
+              <w:pStyle w:val="Contenudetableau"/>
               <w:bidi w:val="0"/>
               <w:jc w:val="start"/>
               <w:rPr/>
@@ -8736,7 +8736,7 @@
           </w:tcPr>
           <w:p>
             <w:pPr>
-              <w:pStyle w:val="TableContents"/>
+              <w:pStyle w:val="Contenudetableau"/>
               <w:bidi w:val="0"/>
               <w:jc w:val="start"/>
               <w:rPr/>
@@ -8758,7 +8758,7 @@
           </w:tcPr>
           <w:p>
             <w:pPr>
-              <w:pStyle w:val="TableContents"/>
+              <w:pStyle w:val="Contenudetableau"/>
               <w:bidi w:val="0"/>
               <w:jc w:val="start"/>
               <w:rPr/>
@@ -8794,7 +8794,7 @@
           </w:tcPr>
           <w:p>
             <w:pPr>
-              <w:pStyle w:val="TableContents"/>
+              <w:pStyle w:val="Contenudetableau"/>
               <w:bidi w:val="0"/>
               <w:jc w:val="start"/>
               <w:rPr/>
@@ -8816,7 +8816,7 @@
           </w:tcPr>
           <w:p>
             <w:pPr>
-              <w:pStyle w:val="TableContents"/>
+              <w:pStyle w:val="Contenudetableau"/>
               <w:bidi w:val="0"/>
               <w:jc w:val="start"/>
               <w:rPr/>
@@ -8862,7 +8862,7 @@
           </w:tcPr>
           <w:p>
             <w:pPr>
-              <w:pStyle w:val="TableContents"/>
+              <w:pStyle w:val="Contenudetableau"/>
               <w:bidi w:val="0"/>
               <w:jc w:val="start"/>
               <w:rPr/>
@@ -8884,7 +8884,7 @@
           </w:tcPr>
           <w:p>
             <w:pPr>
-              <w:pStyle w:val="TableContents"/>
+              <w:pStyle w:val="Contenudetableau"/>
               <w:bidi w:val="0"/>
               <w:jc w:val="start"/>
               <w:rPr/>
@@ -8920,7 +8920,7 @@
           </w:tcPr>
           <w:p>
             <w:pPr>
-              <w:pStyle w:val="TableContents"/>
+              <w:pStyle w:val="Contenudetableau"/>
               <w:bidi w:val="0"/>
               <w:jc w:val="start"/>
               <w:rPr/>
@@ -8942,7 +8942,7 @@
           </w:tcPr>
           <w:p>
             <w:pPr>
-              <w:pStyle w:val="TableContents"/>
+              <w:pStyle w:val="Contenudetableau"/>
               <w:bidi w:val="0"/>
               <w:jc w:val="start"/>
               <w:rPr/>
@@ -8978,7 +8978,7 @@
           </w:tcPr>
           <w:p>
             <w:pPr>
-              <w:pStyle w:val="TableContents"/>
+              <w:pStyle w:val="Contenudetableau"/>
               <w:bidi w:val="0"/>
               <w:jc w:val="start"/>
               <w:rPr/>
@@ -9000,7 +9000,7 @@
           </w:tcPr>
           <w:p>
             <w:pPr>
-              <w:pStyle w:val="TableContents"/>
+              <w:pStyle w:val="Contenudetableau"/>
               <w:bidi w:val="0"/>
               <w:jc w:val="start"/>
               <w:rPr/>
@@ -9046,7 +9046,7 @@
           </w:tcPr>
           <w:p>
             <w:pPr>
-              <w:pStyle w:val="TableContents"/>
+              <w:pStyle w:val="Contenudetableau"/>
               <w:bidi w:val="0"/>
               <w:jc w:val="start"/>
               <w:rPr/>
@@ -9068,7 +9068,7 @@
           </w:tcPr>
           <w:p>
             <w:pPr>
-              <w:pStyle w:val="TableContents"/>
+              <w:pStyle w:val="Contenudetableau"/>
               <w:bidi w:val="0"/>
               <w:jc w:val="start"/>
               <w:rPr/>
@@ -9131,7 +9131,7 @@
     </w:p>
     <w:p>
       <w:pPr>
-        <w:pStyle w:val="PreformattedText"/>
+        <w:pStyle w:val="Texteprformat"/>
         <w:shd w:fill="E1E1E1" w:val="clear"/>
         <w:bidi w:val="0"/>
         <w:spacing w:before="0" w:after="283"/>
@@ -10881,7 +10881,7 @@
         <w:rFonts w:ascii="Liberation Serif" w:hAnsi="Liberation Serif" w:eastAsia="Noto Serif CJK SC" w:cs="Noto Sans Devanagari"/>
         <w:sz w:val="24"/>
         <w:szCs w:val="24"/>
-        <w:lang w:val="en-US" w:eastAsia="zh-CN" w:bidi="hi-IN"/>
+        <w:lang w:val="fr-FR" w:eastAsia="zh-CN" w:bidi="hi-IN"/>
       </w:rPr>
     </w:rPrDefault>
     <w:pPrDefault>
@@ -10902,12 +10902,12 @@
       <w:color w:val="auto"/>
       <w:sz w:val="24"/>
       <w:szCs w:val="24"/>
-      <w:lang w:val="en-US" w:eastAsia="zh-CN" w:bidi="hi-IN"/>
+      <w:lang w:val="fr-FR" w:eastAsia="zh-CN" w:bidi="hi-IN"/>
     </w:rPr>
   </w:style>
   <w:style w:type="paragraph" w:styleId="Heading1">
     <w:name w:val="heading 1"/>
-    <w:basedOn w:val="Heading"/>
+    <w:basedOn w:val="Titre"/>
     <w:next w:val="BodyText"/>
     <w:qFormat/>
     <w:pPr>
@@ -10927,7 +10927,7 @@
   </w:style>
   <w:style w:type="paragraph" w:styleId="Heading2">
     <w:name w:val="heading 2"/>
-    <w:basedOn w:val="Heading"/>
+    <w:basedOn w:val="Titre"/>
     <w:next w:val="BodyText"/>
     <w:qFormat/>
     <w:pPr>
@@ -10947,7 +10947,7 @@
   </w:style>
   <w:style w:type="paragraph" w:styleId="Heading3">
     <w:name w:val="heading 3"/>
-    <w:basedOn w:val="Heading"/>
+    <w:basedOn w:val="Titre"/>
     <w:next w:val="BodyText"/>
     <w:qFormat/>
     <w:pPr>
@@ -10965,20 +10965,20 @@
       <w:szCs w:val="28"/>
     </w:rPr>
   </w:style>
-  <w:style w:type="character" w:styleId="Bullets">
-    <w:name w:val="Bullets"/>
+  <w:style w:type="character" w:styleId="Puces">
+    <w:name w:val="Puces"/>
     <w:qFormat/>
     <w:rPr>
       <w:rFonts w:ascii="OpenSymbol" w:hAnsi="OpenSymbol" w:eastAsia="OpenSymbol" w:cs="OpenSymbol"/>
     </w:rPr>
   </w:style>
-  <w:style w:type="character" w:styleId="NumberingSymbols">
-    <w:name w:val="Numbering Symbols"/>
+  <w:style w:type="character" w:styleId="Caractresdenumrotation">
+    <w:name w:val="Caractères de numérotation"/>
     <w:qFormat/>
     <w:rPr/>
   </w:style>
-  <w:style w:type="paragraph" w:styleId="Heading">
-    <w:name w:val="Heading"/>
+  <w:style w:type="paragraph" w:styleId="Titre">
+    <w:name w:val="Titre"/>
     <w:basedOn w:val="Normal"/>
     <w:next w:val="BodyText"/>
     <w:qFormat/>
@@ -11035,8 +11035,8 @@
       <w:rFonts w:cs="Noto Sans Devanagari"/>
     </w:rPr>
   </w:style>
-  <w:style w:type="paragraph" w:styleId="PreformattedText">
-    <w:name w:val="Preformatted Text"/>
+  <w:style w:type="paragraph" w:styleId="Texteprformat">
+    <w:name w:val="Texte préformaté"/>
     <w:basedOn w:val="Normal"/>
     <w:qFormat/>
     <w:pPr>
@@ -11048,8 +11048,8 @@
       <w:szCs w:val="20"/>
     </w:rPr>
   </w:style>
-  <w:style w:type="paragraph" w:styleId="TableContents">
-    <w:name w:val="Table Contents"/>
+  <w:style w:type="paragraph" w:styleId="Contenudetableau">
+    <w:name w:val="Contenu de tableau"/>
     <w:basedOn w:val="Normal"/>
     <w:qFormat/>
     <w:pPr>
@@ -11058,9 +11058,9 @@
     </w:pPr>
     <w:rPr/>
   </w:style>
-  <w:style w:type="paragraph" w:styleId="TableHeading">
-    <w:name w:val="Table Heading"/>
-    <w:basedOn w:val="TableContents"/>
+  <w:style w:type="paragraph" w:styleId="Titredetableau">
+    <w:name w:val="Titre de tableau"/>
+    <w:basedOn w:val="Contenudetableau"/>
     <w:qFormat/>
     <w:pPr>
       <w:suppressLineNumbers/>
